--- a/Materials/Финал/ПГиЗ КР Бубен.docx
+++ b/Materials/Финал/ПГиЗ КР Бубен.docx
@@ -3766,6 +3766,37 @@
         <w:ind w:firstLine="709"/>
         <w:jc w:val="both"/>
       </w:pPr>
+      <w:r>
+        <w:t xml:space="preserve">Механика плетения паутины формирует особый темп игры, в котором исследование пространства сочетается с гибким управлением физическими объектами. В отличие от традиционных </w:t>
+      </w:r>
+      <w:proofErr w:type="spellStart"/>
+      <w:r>
+        <w:t>платформеров</w:t>
+      </w:r>
+      <w:proofErr w:type="spellEnd"/>
+      <w:r>
+        <w:t>, где маршруты строго заданы, «</w:t>
+      </w:r>
+      <w:proofErr w:type="spellStart"/>
+      <w:r>
+        <w:t>Webbed</w:t>
+      </w:r>
+      <w:proofErr w:type="spellEnd"/>
+      <w:r>
+        <w:t>» предоставляет игроку возможность самому определять траекторию продвижения, создавая уникальные пути и обходные решения.</w:t>
+      </w:r>
+      <w:r>
+        <w:t xml:space="preserve"> </w:t>
+      </w:r>
+      <w:r>
+        <w:t>Такой подход усиливает нелинейность и поощряет экспериментирование: одна и та же задача может быть выполнена различными способами в зависимости от того, какие связи и опоры игрок сформирует.</w:t>
+      </w:r>
+    </w:p>
+    <w:p>
+      <w:pPr>
+        <w:ind w:firstLine="709"/>
+        <w:jc w:val="both"/>
+      </w:pPr>
     </w:p>
     <w:p>
       <w:pPr>
@@ -3775,7 +3806,6 @@
         <w:rPr>
           <w:noProof/>
         </w:rPr>
-        <w:lastRenderedPageBreak/>
         <w:drawing>
           <wp:inline distT="0" distB="0" distL="0" distR="0" wp14:anchorId="6FF6B47B" wp14:editId="694F40AF">
             <wp:extent cx="4815840" cy="2709103"/>
@@ -3877,6 +3907,7 @@
         <w:jc w:val="both"/>
       </w:pPr>
       <w:r>
+        <w:lastRenderedPageBreak/>
         <w:t>Опыт «</w:t>
       </w:r>
       <w:r>
@@ -3901,7 +3932,6 @@
         <w:jc w:val="both"/>
       </w:pPr>
       <w:r>
-        <w:lastRenderedPageBreak/>
         <w:t>Игра «</w:t>
       </w:r>
       <w:proofErr w:type="spellStart"/>
@@ -4129,7 +4159,11 @@
         <w:jc w:val="both"/>
       </w:pPr>
       <w:r>
-        <w:t>Слабой стороной игры является ограниченность вариативности задач, связанных с использованием нити: многие головоломки строятся по схожему принципу связывания объектов или создания простых опор, что при длительном прохождении приводит к ощущению повторяемости. В результате механика, изначально обладающая сильным символическим и функциональным потенциалом, не всегда раскрывается в полной мере и может восприниматься как недоиспользованный ресурс.</w:t>
+        <w:t xml:space="preserve">Слабой стороной игры является ограниченность вариативности задач, связанных с использованием нити: многие головоломки строятся по схожему принципу связывания объектов или создания простых опор, что при длительном прохождении приводит к ощущению повторяемости. В результате механика, изначально обладающая сильным символическим и </w:t>
+      </w:r>
+      <w:r>
+        <w:lastRenderedPageBreak/>
+        <w:t>функциональным потенциалом, не всегда раскрывается в полной мере и может восприниматься как недоиспользованный ресурс.</w:t>
       </w:r>
     </w:p>
     <w:p>
@@ -4164,7 +4198,6 @@
       </w:r>
       <w:proofErr w:type="spellStart"/>
       <w:r>
-        <w:lastRenderedPageBreak/>
         <w:t>геймплейное</w:t>
       </w:r>
       <w:proofErr w:type="spellEnd"/>
@@ -4335,7 +4368,11 @@
         <w:jc w:val="both"/>
       </w:pPr>
       <w:r>
-        <w:t xml:space="preserve">В повседневности этого периода центральное место занимают массовые медиа и телевидение, задающие новые стандарты поведения и семейных ролей. Это позволяет насыщать сеттинг визуальными и нарративными элементами, отражающими как внешнюю черту эпохи, так и её социальные противоречия: расовую сегрегацию, строго очерченные гендерные ожидания, атмосферу подозрительности, подпитываемую холодной войной и страхом перед коммунизмом </w:t>
+        <w:t xml:space="preserve">В повседневности этого периода центральное место занимают массовые медиа и телевидение, задающие новые стандарты поведения и семейных ролей. Это позволяет насыщать сеттинг визуальными и нарративными элементами, отражающими как внешнюю черту эпохи, так и её социальные противоречия: расовую сегрегацию, строго очерченные гендерные ожидания, </w:t>
+      </w:r>
+      <w:r>
+        <w:lastRenderedPageBreak/>
+        <w:t xml:space="preserve">атмосферу подозрительности, подпитываемую холодной войной и страхом перед коммунизмом </w:t>
       </w:r>
       <w:r>
         <w:t>[</w:t>
@@ -4356,7 +4393,6 @@
         <w:jc w:val="both"/>
       </w:pPr>
       <w:r>
-        <w:lastRenderedPageBreak/>
         <w:t xml:space="preserve">Неотъемлемой частью культурного ландшафта выступает рок-н-ролл, ставший не только музыкальным направлением, но и важнейшим социокультурным явлением. Его появление символизировало отказ от старых норм и стремление к свободе самовыражения. Молодёжная аудитория, объединённая энергией новой музыки, формировала стиль поведения и внешности: кожаные куртки, джинсы, танцевальные вечеринки и культовые виниловые пластинки становятся неотъемлемыми деталями эпохи </w:t>
       </w:r>
       <w:r>
@@ -4428,7 +4464,11 @@
         <w:t>–</w:t>
       </w:r>
       <w:r>
-        <w:t xml:space="preserve"> это тест-драйв для приложения. Оно позволяет увидеть, как будет выглядеть и работать конечный продукт, ещё до того, как разработчики начнут создавать полноценное приложение. Это этап, на котором </w:t>
+        <w:t xml:space="preserve"> это тест-драйв для приложения. Оно позволяет увидеть, как будет выглядеть и работать конечный продукт, ещё до того, как разработчики начнут создавать </w:t>
+      </w:r>
+      <w:r>
+        <w:lastRenderedPageBreak/>
+        <w:t xml:space="preserve">полноценное приложение. Это этап, на котором </w:t>
       </w:r>
       <w:r>
         <w:t xml:space="preserve">можно оперировать </w:t>
@@ -4440,11 +4480,7 @@
         <w:t>–</w:t>
       </w:r>
       <w:r>
-        <w:t xml:space="preserve"> показать возможные проблемы и возможности улучшений на ранних стадиях, </w:t>
-      </w:r>
-      <w:r>
-        <w:lastRenderedPageBreak/>
-        <w:t>чтобы потом не приходилось всё переделывать за большие деньги и в условиях цейтнота</w:t>
+        <w:t xml:space="preserve"> показать возможные проблемы и возможности улучшений на ранних стадиях, чтобы потом не приходилось всё переделывать за большие деньги и в условиях цейтнота</w:t>
       </w:r>
       <w:r>
         <w:t xml:space="preserve"> [</w:t>
@@ -4598,7 +4634,11 @@
         </w:rPr>
       </w:pPr>
       <w:r>
-        <w:t>Рисунок 1.4 демонстрирует распределение зон комфорта при работе с сенсорным экраном: области, обозначенные зелёным цветом, представляют зоны наибольшего удобства для размещения функциональных кнопок, тогда как жёлтые области характеризуются пониженной доступностью. При этом устройство удерживается пользователем таким образом, что корпус располагается на средних пальцах обеих рук, а нижняя часть опирается на мизинцы. Основными операторами взаимодействия выступают большие пальцы, выполняющие навигационные и управляющие действия. Такая анатомически обоснованная схема обеспечивает баланс между устойчивостью удержания устройства и свободой манипуляции элементами интерфейса. На рисунке 1.5 представлено одно из возможных решений по размещению кнопок управления на экране, соответствующее выделенным зонам комфорта и принципам эргономичного дизайна.</w:t>
+        <w:t xml:space="preserve">Рисунок 1.4 демонстрирует распределение зон комфорта при работе с сенсорным экраном: области, обозначенные зелёным цветом, представляют зоны наибольшего удобства для размещения функциональных кнопок, тогда как жёлтые области характеризуются пониженной доступностью. При этом устройство удерживается пользователем таким образом, что корпус располагается на средних пальцах обеих рук, а нижняя часть опирается на мизинцы. Основными операторами взаимодействия выступают большие пальцы, выполняющие навигационные и управляющие действия. Такая анатомически обоснованная схема обеспечивает баланс между устойчивостью удержания устройства и свободой манипуляции элементами интерфейса. На рисунке 1.5 представлено одно из возможных решений по размещению кнопок </w:t>
+      </w:r>
+      <w:r>
+        <w:lastRenderedPageBreak/>
+        <w:t>управления на экране, соответствующее выделенным зонам комфорта и принципам эргономичного дизайна.</w:t>
       </w:r>
     </w:p>
     <w:p>
@@ -4616,7 +4656,6 @@
           <w:noProof/>
           <w:szCs w:val="28"/>
         </w:rPr>
-        <w:lastRenderedPageBreak/>
         <w:drawing>
           <wp:inline distT="0" distB="0" distL="0" distR="0" wp14:anchorId="67701DA4" wp14:editId="3AAEFFF9">
             <wp:extent cx="3434553" cy="1701763"/>
@@ -4781,7 +4820,11 @@
         <w:jc w:val="both"/>
       </w:pPr>
       <w:r>
-        <w:t xml:space="preserve">Главный экран приложения представляет собой центральный узел навигации и служит отправной точкой взаимодействия пользователя с системой. Он </w:t>
+        <w:t xml:space="preserve">Главный экран приложения представляет собой центральный узел навигации и служит отправной точкой взаимодействия пользователя с </w:t>
+      </w:r>
+      <w:r>
+        <w:lastRenderedPageBreak/>
+        <w:t xml:space="preserve">системой. Он </w:t>
       </w:r>
       <w:r>
         <w:t xml:space="preserve">должен быть </w:t>
@@ -4793,11 +4836,7 @@
         <w:t>игрового приложения</w:t>
       </w:r>
       <w:r>
-        <w:t xml:space="preserve"> и содержит четыре функциональные кнопки: </w:t>
-      </w:r>
-      <w:r>
-        <w:lastRenderedPageBreak/>
-        <w:t xml:space="preserve">«Играть», «Пластинки», «Настройки» и «Выйти». Каждая из них выполняет самостоятельную навигационную функцию, определяющую дальнейший сценарий взаимодействия. </w:t>
+        <w:t xml:space="preserve"> и содержит четыре функциональные кнопки: «Играть», «Пластинки», «Настройки» и «Выйти». Каждая из них выполняет самостоятельную навигационную функцию, определяющую дальнейший сценарий взаимодействия. </w:t>
       </w:r>
       <w:r>
         <w:t>На рисунке 1.6 располагается прототип</w:t>
@@ -5045,7 +5084,11 @@
         </w:rPr>
       </w:pPr>
       <w:r>
-        <w:t xml:space="preserve">Экран «Пластинок» предназначен для демонстрации коллекции музыкальных элементов, используемых в игре, и представлен в виде сетки с изображениями пластинок. Правый край экрана содержит вертикальный </w:t>
+        <w:t xml:space="preserve">Экран «Пластинок» предназначен для демонстрации коллекции музыкальных элементов, используемых в игре, и представлен в виде сетки с </w:t>
+      </w:r>
+      <w:r>
+        <w:lastRenderedPageBreak/>
+        <w:t xml:space="preserve">изображениями пластинок. Правый край экрана содержит вертикальный </w:t>
       </w:r>
       <w:proofErr w:type="spellStart"/>
       <w:r>
@@ -5053,11 +5096,7 @@
       </w:r>
       <w:proofErr w:type="spellEnd"/>
       <w:r>
-        <w:t xml:space="preserve">-бар для пролистывания коллекции, а в левом нижнем углу </w:t>
-      </w:r>
-      <w:r>
-        <w:lastRenderedPageBreak/>
-        <w:t>располагается кнопка возврата. На рисунке 1.8 расположен прототип окна пластинок.</w:t>
+        <w:t>-бар для пролистывания коллекции, а в левом нижнем углу располагается кнопка возврата. На рисунке 1.8 расположен прототип окна пластинок.</w:t>
       </w:r>
     </w:p>
     <w:p>
@@ -5303,7 +5342,11 @@
         <w:t xml:space="preserve">Игровой экран является функциональным ядром приложения, где осуществляется непосредственное взаимодействие с игровыми объектами. </w:t>
       </w:r>
       <w:r>
-        <w:t xml:space="preserve">В правом верхнем углу находится кнопка «Паузы», обеспечивающая доступ к вспомогательному меню. Игровое пространство визуализирует платформы, пластинки и другие элементы окружения, формирующие </w:t>
+        <w:t xml:space="preserve">В правом верхнем углу находится кнопка «Паузы», обеспечивающая доступ к вспомогательному меню. Игровое пространство визуализирует платформы, </w:t>
+      </w:r>
+      <w:r>
+        <w:lastRenderedPageBreak/>
+        <w:t xml:space="preserve">пластинки и другие элементы окружения, формирующие </w:t>
       </w:r>
       <w:proofErr w:type="spellStart"/>
       <w:r>
@@ -5340,7 +5383,6 @@
         <w:rPr>
           <w:noProof/>
         </w:rPr>
-        <w:lastRenderedPageBreak/>
         <w:drawing>
           <wp:inline distT="0" distB="0" distL="0" distR="0" wp14:anchorId="44A24684" wp14:editId="10037B5C">
             <wp:extent cx="3166077" cy="1800000"/>
@@ -5614,7 +5656,15 @@
           <w:rFonts w:cs="Times New Roman"/>
           <w:szCs w:val="28"/>
         </w:rPr>
-        <w:t xml:space="preserve">на основе традиционных схем с многоярусными залами и обстроены снаружи неоклассическими портиками. В интерьерах </w:t>
+        <w:t xml:space="preserve">на основе традиционных </w:t>
+      </w:r>
+      <w:r>
+        <w:rPr>
+          <w:rFonts w:cs="Times New Roman"/>
+          <w:szCs w:val="28"/>
+        </w:rPr>
+        <w:lastRenderedPageBreak/>
+        <w:t xml:space="preserve">схем с многоярусными залами и обстроены снаружи неоклассическими портиками. В интерьерах </w:t>
       </w:r>
       <w:r>
         <w:rPr>
@@ -5628,15 +5678,7 @@
           <w:rFonts w:cs="Times New Roman"/>
           <w:szCs w:val="28"/>
         </w:rPr>
-        <w:t xml:space="preserve"> дорогая отделка вплоть до хрусталя и позолоты, </w:t>
-      </w:r>
-      <w:r>
-        <w:rPr>
-          <w:rFonts w:cs="Times New Roman"/>
-          <w:szCs w:val="28"/>
-        </w:rPr>
-        <w:lastRenderedPageBreak/>
-        <w:t>современная скульптура и живопись [</w:t>
+        <w:t xml:space="preserve"> дорогая отделка вплоть до хрусталя и позолоты, современная скульптура и живопись [</w:t>
       </w:r>
       <w:r>
         <w:rPr>
@@ -5862,7 +5904,15 @@
           <w:rFonts w:cs="Times New Roman"/>
           <w:szCs w:val="28"/>
         </w:rPr>
-        <w:t>Структура и содержательная характеристика элементов окружения формируются в зависимости от конкретных игровых локаций, каждая из которых выполняет самостоятельную роль в построении общего визуального образа. В городских пространствах должны присутствовать многоэтажные офисные здания с выступающими элементами фасадов, широкие пешеходные проходы, лестницы и перила, формирующие сложный уровень восприятия и создающие вертикальную динамику игровой сцены. Дополнительное композиционное наполнение обеспечивают статуи, фонтаны и ландшафтные элементы, придающие среде реалистичность и художественную завершённость. Таким образом, графическое оформление должно обеспечивать историческую достоверность, визуальную целостность и атмосферное единство всех компонентов игрового пространства.</w:t>
+        <w:t xml:space="preserve">Структура и содержательная характеристика элементов окружения формируются в зависимости от конкретных игровых локаций, каждая из которых выполняет самостоятельную роль в построении общего визуального образа. В городских пространствах должны присутствовать многоэтажные офисные здания с выступающими элементами фасадов, широкие пешеходные проходы, лестницы и перила, формирующие сложный уровень восприятия и создающие вертикальную динамику игровой сцены. Дополнительное композиционное наполнение обеспечивают статуи, фонтаны и ландшафтные элементы, придающие среде реалистичность и художественную завершённость. Таким образом, графическое оформление должно </w:t>
+      </w:r>
+      <w:r>
+        <w:rPr>
+          <w:rFonts w:cs="Times New Roman"/>
+          <w:szCs w:val="28"/>
+        </w:rPr>
+        <w:lastRenderedPageBreak/>
+        <w:t>обеспечивать историческую достоверность, визуальную целостность и атмосферное единство всех компонентов игрового пространства.</w:t>
       </w:r>
     </w:p>
     <w:p>
@@ -5872,7 +5922,6 @@
         <w:jc w:val="both"/>
       </w:pPr>
       <w:r>
-        <w:lastRenderedPageBreak/>
         <w:t>В игровом приложении центральным элементом повествования и взаимодействия выступает типичный представитель американской молодёжи 1950-х годов. Его визуальный образ формируется в соответствии с культурными и социальными тенденциями эпохи зарождения рок-н-ролла, что придаёт персонажу характерную харизму и узнаваемость. Внешний облик</w:t>
       </w:r>
       <w:r>
@@ -6011,11 +6060,11 @@
         <w:t xml:space="preserve">Игровой процесс основан на тесном взаимодействии музыкальных элементов, выступающих как в роли сюжетных, так и в роли механических составляющих игрового пространства. </w:t>
       </w:r>
       <w:r>
-        <w:t xml:space="preserve">С точки зрения графического оформления музыкальные инструменты в игровом приложении должны представлять собой детально проработанные трёхмерные или двумерные модели, выдержанные в едином художественном стиле, соответствующем визуальной эстетике 1950-х годов. Каждый инструмент является не просто объектом взаимодействия, но и самостоятельным элементом визуальной композиции, формирующим облик сцены и поддерживающим общее настроение игрового пространства. В оформлении следует использовать мягкое освещение, приглушённые тёплые оттенки и текстурные решения, </w:t>
+        <w:t xml:space="preserve">С точки зрения графического оформления музыкальные инструменты в игровом приложении должны представлять собой детально проработанные трёхмерные или двумерные модели, выдержанные в едином художественном стиле, соответствующем визуальной эстетике 1950-х годов. Каждый инструмент является не просто объектом взаимодействия, но и самостоятельным элементом визуальной композиции, формирующим облик сцены и поддерживающим общее </w:t>
       </w:r>
       <w:r>
         <w:lastRenderedPageBreak/>
-        <w:t xml:space="preserve">имитирующие натуральные материалы </w:t>
+        <w:t xml:space="preserve">настроение игрового пространства. В оформлении следует использовать мягкое освещение, приглушённые тёплые оттенки и текстурные решения, имитирующие натуральные материалы </w:t>
       </w:r>
       <w:r>
         <w:t>–</w:t>
@@ -6075,17 +6124,17 @@
       </w:r>
       <w:proofErr w:type="spellEnd"/>
       <w:r>
-        <w:t xml:space="preserve"> является музыкальная тема, выражающая общий эмоциональный тон произведения и подчеркивающая индивидуальность главного героя. В ней должны присутствовать узнаваемые мотивы 1950-х годов: энергичные ритмы, мелодии с преобладанием электрогитары, контрабаса и саксофона, а также характерная перкуссионная структура с чёткими акцентами на доли. Музыка сопровождает игрока на протяжении прохождения уровней, изменяясь в зависимости от темпа действий, фазы геймплея и контекста происходящего. Например, при активных действиях композиция может становиться более динамичной и насыщенной, тогда как во время решения головоломок </w:t>
+        <w:t xml:space="preserve"> является музыкальная тема, выражающая общий эмоциональный тон произведения и подчеркивающая индивидуальность главного героя. В ней должны присутствовать узнаваемые мотивы 1950-х годов: энергичные ритмы, мелодии с преобладанием электрогитары, контрабаса и саксофона, а также характерная перкуссионная структура с чёткими акцентами на доли. Музыка сопровождает игрока на протяжении прохождения уровней, изменяясь в зависимости от темпа действий, фазы геймплея и контекста происходящего. Например, при </w:t>
+      </w:r>
+      <w:r>
+        <w:lastRenderedPageBreak/>
+        <w:t xml:space="preserve">активных действиях композиция может становиться более динамичной и насыщенной, тогда как во время решения головоломок </w:t>
       </w:r>
       <w:r>
         <w:t>–</w:t>
       </w:r>
       <w:r>
-        <w:t xml:space="preserve"> спокойной и </w:t>
-      </w:r>
-      <w:r>
-        <w:lastRenderedPageBreak/>
-        <w:t>ритмически выверенной. Музыкальные фрагменты должны быть организованы модульно, что позволит системе адаптировать звучание под текущую игровую ситуацию без прерывания звукового потока.</w:t>
+        <w:t xml:space="preserve"> спокойной и ритмически выверенной. Музыкальные фрагменты должны быть организованы модульно, что позволит системе адаптировать звучание под текущую игровую ситуацию без прерывания звукового потока.</w:t>
       </w:r>
     </w:p>
     <w:p>
@@ -8730,21 +8779,32 @@
       </w:r>
       <w:proofErr w:type="spellEnd"/>
       <w:r>
-        <w:t>». Он обеспечивает последовательный вызов и обновление всех модулей в рамках одного игрового цикла. Такой подход гарантирует целостность логики, синхронность обработки и предсказуемое поведение элементов.</w:t>
-      </w:r>
-    </w:p>
-    <w:p/>
-    <w:p>
-      <w:pPr>
-        <w:spacing w:after="160" w:line="259" w:lineRule="auto"/>
-        <w:rPr>
-          <w:b/>
-          <w:bCs/>
-        </w:rPr>
-      </w:pPr>
-      <w:r>
-        <w:br w:type="page"/>
-      </w:r>
+        <w:t xml:space="preserve">». Он обеспечивает последовательный вызов и обновление всех модулей в рамках одного игрового цикла. </w:t>
+      </w:r>
+      <w:r>
+        <w:t xml:space="preserve">Благодаря унифицированной структуре обновления становится возможным безопасно наращивать функциональность без риска нарушить уже существующие взаимодействия. Новые системы могут быть интегрированы в общий цикл без изменения механики работы текущих модулей, а события </w:t>
+      </w:r>
+      <w:r>
+        <w:t>–</w:t>
+      </w:r>
+      <w:r>
+        <w:t>распределены по иерархии логики</w:t>
+      </w:r>
+      <w:r>
+        <w:t xml:space="preserve">, </w:t>
+      </w:r>
+      <w:r>
+        <w:t>исключить дублирование операций</w:t>
+      </w:r>
+      <w:r>
+        <w:t>.</w:t>
+      </w:r>
+    </w:p>
+    <w:p>
+      <w:pPr>
+        <w:ind w:firstLine="709"/>
+        <w:jc w:val="both"/>
+      </w:pPr>
     </w:p>
     <w:p>
       <w:pPr>
@@ -12403,23 +12463,44 @@
       <w:r>
         <w:rPr>
           <w:rFonts w:cs="Times New Roman"/>
-          <w:szCs w:val="28"/>
-        </w:rPr>
-        <w:t xml:space="preserve">Рисунок </w:t>
-      </w:r>
-      <w:r>
-        <w:rPr>
-          <w:rFonts w:cs="Times New Roman"/>
-          <w:szCs w:val="28"/>
-        </w:rPr>
-        <w:t>В</w:t>
-      </w:r>
-      <w:r>
-        <w:rPr>
-          <w:rFonts w:cs="Times New Roman"/>
-          <w:szCs w:val="28"/>
-        </w:rPr>
-        <w:t>.5 – Скриншот интерфейса окна паузы</w:t>
+          <w:noProof/>
+          <w:szCs w:val="28"/>
+        </w:rPr>
+        <w:drawing>
+          <wp:inline distT="0" distB="0" distL="0" distR="0" wp14:anchorId="5F596479" wp14:editId="17D4A8CB">
+            <wp:extent cx="3600000" cy="2004362"/>
+            <wp:effectExtent l="0" t="0" r="635" b="0"/>
+            <wp:docPr id="11" name="Picture 11"/>
+            <wp:cNvGraphicFramePr>
+              <a:graphicFrameLocks xmlns:a="http://schemas.openxmlformats.org/drawingml/2006/main" noChangeAspect="1"/>
+            </wp:cNvGraphicFramePr>
+            <a:graphic xmlns:a="http://schemas.openxmlformats.org/drawingml/2006/main">
+              <a:graphicData uri="http://schemas.openxmlformats.org/drawingml/2006/picture">
+                <pic:pic xmlns:pic="http://schemas.openxmlformats.org/drawingml/2006/picture">
+                  <pic:nvPicPr>
+                    <pic:cNvPr id="1" name=""/>
+                    <pic:cNvPicPr/>
+                  </pic:nvPicPr>
+                  <pic:blipFill>
+                    <a:blip r:embed="rId38"/>
+                    <a:stretch>
+                      <a:fillRect/>
+                    </a:stretch>
+                  </pic:blipFill>
+                  <pic:spPr>
+                    <a:xfrm>
+                      <a:off x="0" y="0"/>
+                      <a:ext cx="3600000" cy="2004362"/>
+                    </a:xfrm>
+                    <a:prstGeom prst="rect">
+                      <a:avLst/>
+                    </a:prstGeom>
+                  </pic:spPr>
+                </pic:pic>
+              </a:graphicData>
+            </a:graphic>
+          </wp:inline>
+        </w:drawing>
       </w:r>
     </w:p>
     <w:p>
@@ -12466,24 +12547,8 @@
           <w:rFonts w:cs="Times New Roman"/>
           <w:szCs w:val="28"/>
         </w:rPr>
-        <w:t>.6 – Скриншот интерфейса игровой сцены</w:t>
-      </w:r>
-    </w:p>
-    <w:p>
-      <w:pPr>
-        <w:pStyle w:val="Heading1"/>
-        <w:ind w:left="0" w:firstLine="0"/>
-        <w:jc w:val="center"/>
-      </w:pPr>
-      <w:bookmarkStart w:id="18" w:name="_Toc214929622"/>
-      <w:r>
-        <w:lastRenderedPageBreak/>
-        <w:t xml:space="preserve">Приложение </w:t>
-      </w:r>
-      <w:r>
-        <w:t>Г</w:t>
-      </w:r>
-      <w:bookmarkEnd w:id="18"/>
+        <w:t>.5 – Скриншот интерфейса окна паузы</w:t>
+      </w:r>
     </w:p>
     <w:p>
       <w:pPr>
@@ -12494,20 +12559,9 @@
         <w:jc w:val="center"/>
         <w:rPr>
           <w:rFonts w:cs="Times New Roman"/>
-          <w:b/>
-          <w:bCs/>
-          <w:szCs w:val="28"/>
-        </w:rPr>
-      </w:pPr>
-      <w:r>
-        <w:rPr>
-          <w:rFonts w:cs="Times New Roman"/>
-          <w:b/>
-          <w:bCs/>
-          <w:szCs w:val="28"/>
-        </w:rPr>
-        <w:t>(обязательное)</w:t>
-      </w:r>
+          <w:szCs w:val="28"/>
+        </w:rPr>
+      </w:pPr>
     </w:p>
     <w:p>
       <w:pPr>
@@ -12518,28 +12572,50 @@
         <w:jc w:val="center"/>
         <w:rPr>
           <w:rFonts w:cs="Times New Roman"/>
-          <w:b/>
-          <w:bCs/>
-          <w:szCs w:val="28"/>
-        </w:rPr>
-      </w:pPr>
-      <w:r>
-        <w:rPr>
-          <w:rFonts w:cs="Times New Roman"/>
-          <w:b/>
-          <w:bCs/>
-          <w:szCs w:val="28"/>
-        </w:rPr>
-        <w:t>Л</w:t>
-      </w:r>
-      <w:r>
-        <w:rPr>
-          <w:rFonts w:cs="Times New Roman"/>
-          <w:b/>
-          <w:bCs/>
-          <w:szCs w:val="28"/>
-        </w:rPr>
-        <w:t>истинг кода</w:t>
+          <w:szCs w:val="28"/>
+        </w:rPr>
+      </w:pPr>
+      <w:r>
+        <w:rPr>
+          <w:rFonts w:cs="Times New Roman"/>
+          <w:noProof/>
+          <w:szCs w:val="28"/>
+        </w:rPr>
+        <w:drawing>
+          <wp:inline distT="0" distB="0" distL="0" distR="0" wp14:anchorId="5CB15915" wp14:editId="18A05516">
+            <wp:extent cx="3600000" cy="2019756"/>
+            <wp:effectExtent l="0" t="0" r="635" b="0"/>
+            <wp:docPr id="15" name="Picture 15"/>
+            <wp:cNvGraphicFramePr>
+              <a:graphicFrameLocks xmlns:a="http://schemas.openxmlformats.org/drawingml/2006/main" noChangeAspect="1"/>
+            </wp:cNvGraphicFramePr>
+            <a:graphic xmlns:a="http://schemas.openxmlformats.org/drawingml/2006/main">
+              <a:graphicData uri="http://schemas.openxmlformats.org/drawingml/2006/picture">
+                <pic:pic xmlns:pic="http://schemas.openxmlformats.org/drawingml/2006/picture">
+                  <pic:nvPicPr>
+                    <pic:cNvPr id="1" name=""/>
+                    <pic:cNvPicPr/>
+                  </pic:nvPicPr>
+                  <pic:blipFill>
+                    <a:blip r:embed="rId39"/>
+                    <a:stretch>
+                      <a:fillRect/>
+                    </a:stretch>
+                  </pic:blipFill>
+                  <pic:spPr>
+                    <a:xfrm>
+                      <a:off x="0" y="0"/>
+                      <a:ext cx="3600000" cy="2019756"/>
+                    </a:xfrm>
+                    <a:prstGeom prst="rect">
+                      <a:avLst/>
+                    </a:prstGeom>
+                  </pic:spPr>
+                </pic:pic>
+              </a:graphicData>
+            </a:graphic>
+          </wp:inline>
+        </w:drawing>
       </w:r>
     </w:p>
     <w:p>
@@ -12561,6 +12637,126 @@
           <w:tab w:val="left" w:pos="1134"/>
         </w:tabs>
         <w:spacing w:line="276" w:lineRule="auto"/>
+        <w:jc w:val="center"/>
+        <w:rPr>
+          <w:rFonts w:cs="Times New Roman"/>
+          <w:szCs w:val="28"/>
+        </w:rPr>
+      </w:pPr>
+      <w:r>
+        <w:rPr>
+          <w:rFonts w:cs="Times New Roman"/>
+          <w:szCs w:val="28"/>
+        </w:rPr>
+        <w:t xml:space="preserve">Рисунок </w:t>
+      </w:r>
+      <w:r>
+        <w:rPr>
+          <w:rFonts w:cs="Times New Roman"/>
+          <w:szCs w:val="28"/>
+        </w:rPr>
+        <w:t>В</w:t>
+      </w:r>
+      <w:r>
+        <w:rPr>
+          <w:rFonts w:cs="Times New Roman"/>
+          <w:szCs w:val="28"/>
+        </w:rPr>
+        <w:t>.6 – Скриншот интерфейса игровой сцены</w:t>
+      </w:r>
+    </w:p>
+    <w:p>
+      <w:pPr>
+        <w:pStyle w:val="Heading1"/>
+        <w:ind w:left="0" w:firstLine="0"/>
+        <w:jc w:val="center"/>
+      </w:pPr>
+      <w:bookmarkStart w:id="18" w:name="_Toc214929622"/>
+      <w:r>
+        <w:lastRenderedPageBreak/>
+        <w:t xml:space="preserve">Приложение </w:t>
+      </w:r>
+      <w:r>
+        <w:t>Г</w:t>
+      </w:r>
+      <w:bookmarkEnd w:id="18"/>
+    </w:p>
+    <w:p>
+      <w:pPr>
+        <w:tabs>
+          <w:tab w:val="left" w:pos="1134"/>
+        </w:tabs>
+        <w:spacing w:line="276" w:lineRule="auto"/>
+        <w:jc w:val="center"/>
+        <w:rPr>
+          <w:rFonts w:cs="Times New Roman"/>
+          <w:b/>
+          <w:bCs/>
+          <w:szCs w:val="28"/>
+        </w:rPr>
+      </w:pPr>
+      <w:r>
+        <w:rPr>
+          <w:rFonts w:cs="Times New Roman"/>
+          <w:b/>
+          <w:bCs/>
+          <w:szCs w:val="28"/>
+        </w:rPr>
+        <w:t>(обязательное)</w:t>
+      </w:r>
+    </w:p>
+    <w:p>
+      <w:pPr>
+        <w:tabs>
+          <w:tab w:val="left" w:pos="1134"/>
+        </w:tabs>
+        <w:spacing w:line="276" w:lineRule="auto"/>
+        <w:jc w:val="center"/>
+        <w:rPr>
+          <w:rFonts w:cs="Times New Roman"/>
+          <w:b/>
+          <w:bCs/>
+          <w:szCs w:val="28"/>
+        </w:rPr>
+      </w:pPr>
+      <w:r>
+        <w:rPr>
+          <w:rFonts w:cs="Times New Roman"/>
+          <w:b/>
+          <w:bCs/>
+          <w:szCs w:val="28"/>
+        </w:rPr>
+        <w:t>Л</w:t>
+      </w:r>
+      <w:r>
+        <w:rPr>
+          <w:rFonts w:cs="Times New Roman"/>
+          <w:b/>
+          <w:bCs/>
+          <w:szCs w:val="28"/>
+        </w:rPr>
+        <w:t>истинг кода</w:t>
+      </w:r>
+    </w:p>
+    <w:p>
+      <w:pPr>
+        <w:tabs>
+          <w:tab w:val="left" w:pos="1134"/>
+        </w:tabs>
+        <w:spacing w:line="276" w:lineRule="auto"/>
+        <w:jc w:val="center"/>
+        <w:rPr>
+          <w:rFonts w:cs="Times New Roman"/>
+          <w:szCs w:val="28"/>
+        </w:rPr>
+      </w:pPr>
+    </w:p>
+    <w:p>
+      <w:pPr>
+        <w:tabs>
+          <w:tab w:val="left" w:pos="1134"/>
+        </w:tabs>
+        <w:spacing w:line="276" w:lineRule="auto"/>
         <w:jc w:val="both"/>
         <w:rPr>
           <w:rFonts w:cs="Times New Roman"/>
@@ -13203,37 +13399,65 @@
     </w:p>
     <w:p/>
     <w:p>
-      <w:r>
-        <w:t>Продолжение листинга Г.1</w:t>
-      </w:r>
-    </w:p>
-    <w:p>
-      <w:pPr>
-        <w:pStyle w:val="Code"/>
-      </w:pPr>
-      <w:r>
+      <w:pPr>
+        <w:pStyle w:val="Code"/>
         <w:rPr>
           <w:lang w:val="ru-RU"/>
         </w:rPr>
+      </w:pPr>
+      <w:r>
+        <w:rPr>
+          <w:lang w:val="ru-RU"/>
+        </w:rPr>
         <w:t xml:space="preserve">        </w:t>
       </w:r>
       <w:r>
-        <w:t xml:space="preserve">public void </w:t>
+        <w:t>public</w:t>
+      </w:r>
+      <w:r>
+        <w:rPr>
+          <w:lang w:val="ru-RU"/>
+        </w:rPr>
+        <w:t xml:space="preserve"> </w:t>
+      </w:r>
+      <w:r>
+        <w:t>void</w:t>
+      </w:r>
+      <w:r>
+        <w:rPr>
+          <w:lang w:val="ru-RU"/>
+        </w:rPr>
+        <w:t xml:space="preserve"> </w:t>
       </w:r>
       <w:proofErr w:type="gramStart"/>
       <w:r>
-        <w:t>Destroy(</w:t>
+        <w:t>Destroy</w:t>
+      </w:r>
+      <w:r>
+        <w:rPr>
+          <w:lang w:val="ru-RU"/>
+        </w:rPr>
+        <w:t>(</w:t>
       </w:r>
       <w:proofErr w:type="gramEnd"/>
       <w:r>
+        <w:rPr>
+          <w:lang w:val="ru-RU"/>
+        </w:rPr>
         <w:t>)</w:t>
       </w:r>
     </w:p>
     <w:p>
       <w:pPr>
         <w:pStyle w:val="Code"/>
-      </w:pPr>
-      <w:r>
+        <w:rPr>
+          <w:lang w:val="ru-RU"/>
+        </w:rPr>
+      </w:pPr>
+      <w:r>
+        <w:rPr>
+          <w:lang w:val="ru-RU"/>
+        </w:rPr>
         <w:t xml:space="preserve">        {</w:t>
       </w:r>
     </w:p>
@@ -13242,7 +13466,13 @@
         <w:pStyle w:val="Code"/>
       </w:pPr>
       <w:r>
-        <w:t xml:space="preserve">            foreach (var systems in _systems) </w:t>
+        <w:rPr>
+          <w:lang w:val="ru-RU"/>
+        </w:rPr>
+        <w:t xml:space="preserve">            </w:t>
+      </w:r>
+      <w:r>
+        <w:t xml:space="preserve">foreach (var systems in _systems) </w:t>
       </w:r>
       <w:proofErr w:type="spellStart"/>
       <w:proofErr w:type="gramStart"/>
@@ -13842,26 +14072,28 @@
     </w:p>
     <w:p>
       <w:pPr>
-        <w:rPr>
-          <w:rStyle w:val="CodeChar"/>
-          <w:lang w:val="en-US"/>
-        </w:rPr>
-      </w:pPr>
-    </w:p>
-    <w:p>
-      <w:pPr>
-        <w:rPr>
-          <w:rStyle w:val="CodeChar"/>
-          <w:lang w:val="en-US"/>
-        </w:rPr>
-      </w:pPr>
+        <w:pStyle w:val="Code"/>
+      </w:pPr>
+    </w:p>
+    <w:p>
+      <w:pPr>
+        <w:pStyle w:val="Code"/>
+      </w:pPr>
+      <w:r>
+        <w:t>Container.BindInterfacesTo&lt;CloseAppSignalButtonListenerSystem&gt;(</w:t>
+      </w:r>
+      <w:proofErr w:type="gramStart"/>
+      <w:r>
+        <w:t>).AsSingle</w:t>
+      </w:r>
+      <w:proofErr w:type="gramEnd"/>
+      <w:r>
+        <w:t>();</w:t>
+      </w:r>
     </w:p>
     <w:p>
       <w:pPr>
         <w:jc w:val="center"/>
-        <w:rPr>
-          <w:lang w:val="en-US"/>
-        </w:rPr>
       </w:pPr>
       <w:r>
         <w:lastRenderedPageBreak/>
@@ -13888,7 +14120,7 @@
     </w:p>
     <w:p>
       <w:pPr>
-        <w:jc w:val="both"/>
+        <w:jc w:val="center"/>
         <w:rPr>
           <w:lang w:val="en-US"/>
         </w:rPr>
@@ -13896,45 +14128,10 @@
     </w:p>
     <w:p>
       <w:pPr>
-        <w:jc w:val="both"/>
-        <w:rPr>
-          <w:lang w:val="en-US"/>
-        </w:rPr>
-      </w:pPr>
-      <w:r>
-        <w:t>Продолжение</w:t>
-      </w:r>
-      <w:r>
-        <w:rPr>
-          <w:lang w:val="en-US"/>
-        </w:rPr>
-        <w:t xml:space="preserve"> </w:t>
-      </w:r>
-      <w:r>
-        <w:t>листинга</w:t>
-      </w:r>
-      <w:r>
-        <w:rPr>
-          <w:lang w:val="en-US"/>
-        </w:rPr>
-        <w:t xml:space="preserve"> </w:t>
-      </w:r>
-      <w:r>
-        <w:t>Г</w:t>
-      </w:r>
-      <w:r>
-        <w:rPr>
-          <w:lang w:val="en-US"/>
-        </w:rPr>
-        <w:t>.2</w:t>
-      </w:r>
-    </w:p>
-    <w:p>
-      <w:pPr>
-        <w:pStyle w:val="Code"/>
-      </w:pPr>
-      <w:r>
-        <w:t>Container.BindInterfacesTo&lt;CloseAppSignalButtonListenerSystem&gt;(</w:t>
+        <w:pStyle w:val="Code"/>
+      </w:pPr>
+      <w:r>
+        <w:t>Container.BindInterfacesTo&lt;CloseAppRequestHandlerSystem&gt;(</w:t>
       </w:r>
       <w:proofErr w:type="gramStart"/>
       <w:r>
@@ -13950,7 +14147,15 @@
         <w:pStyle w:val="Code"/>
       </w:pPr>
       <w:r>
-        <w:t>Container.BindInterfacesTo&lt;CloseAppRequestHandlerSystem&gt;(</w:t>
+        <w:t xml:space="preserve">            </w:t>
+      </w:r>
+    </w:p>
+    <w:p>
+      <w:pPr>
+        <w:pStyle w:val="Code"/>
+      </w:pPr>
+      <w:r>
+        <w:t>Container.BindInterfacesTo&lt;RecordPlayPauseRequestOnButtonPressedSenderSystem&gt;(</w:t>
       </w:r>
       <w:proofErr w:type="gramStart"/>
       <w:r>
@@ -13966,6 +14171,54 @@
         <w:pStyle w:val="Code"/>
       </w:pPr>
       <w:r>
+        <w:t xml:space="preserve">              Container.BindInterfacesTo&lt;OpenSignalButtonListenerSystem&gt;(</w:t>
+      </w:r>
+      <w:proofErr w:type="gramStart"/>
+      <w:r>
+        <w:t>).AsSingle</w:t>
+      </w:r>
+      <w:proofErr w:type="gramEnd"/>
+      <w:r>
+        <w:t>();</w:t>
+      </w:r>
+    </w:p>
+    <w:p>
+      <w:pPr>
+        <w:pStyle w:val="Code"/>
+      </w:pPr>
+      <w:r>
+        <w:t>Container.BindInterfacesTo&lt;CloseSignalButtonListenerSystem&gt;(</w:t>
+      </w:r>
+      <w:proofErr w:type="gramStart"/>
+      <w:r>
+        <w:t>).AsSingle</w:t>
+      </w:r>
+      <w:proofErr w:type="gramEnd"/>
+      <w:r>
+        <w:t>();</w:t>
+      </w:r>
+    </w:p>
+    <w:p>
+      <w:pPr>
+        <w:pStyle w:val="Code"/>
+      </w:pPr>
+      <w:r>
+        <w:t xml:space="preserve">            Container.BindInterfacesTo&lt;PopupOpenListenerSystem&gt;(</w:t>
+      </w:r>
+      <w:proofErr w:type="gramStart"/>
+      <w:r>
+        <w:t>).AsSingle</w:t>
+      </w:r>
+      <w:proofErr w:type="gramEnd"/>
+      <w:r>
+        <w:t>();     Container.BindInterfacesTo&lt;PopupCloseListenerSystem&gt;().AsSingle();        Container.BindInterfacesTo&lt;PopupPlayCloseAnimRequestHandlerSystem&gt;().AsSingle();        Container.BindInterfacesTo&lt;PopupPlayOpenAnimRequestHandlerSystem&gt;().AsSingle();</w:t>
+      </w:r>
+    </w:p>
+    <w:p>
+      <w:pPr>
+        <w:pStyle w:val="Code"/>
+      </w:pPr>
+      <w:r>
         <w:t xml:space="preserve">            </w:t>
       </w:r>
     </w:p>
@@ -13974,7 +14227,7 @@
         <w:pStyle w:val="Code"/>
       </w:pPr>
       <w:r>
-        <w:t>Container.BindInterfacesTo&lt;RecordPlayPauseRequestOnButtonPressedSenderSystem&gt;(</w:t>
+        <w:t>Container.BindInterfacesTo&lt;PlayPauseRecordOnRequestSystem&gt;(</w:t>
       </w:r>
       <w:proofErr w:type="gramStart"/>
       <w:r>
@@ -13982,6 +14235,22 @@
       </w:r>
       <w:proofErr w:type="gramEnd"/>
       <w:r>
+        <w:t>();   Container.BindInterfacesTo&lt;PlayableRecordUpdateSystem&gt;().AsSingle();      Container.BindInterfacesTo&lt;RecordsPlayServiceUpdatePlayingStateSystem&gt;().AsSingle();</w:t>
+      </w:r>
+    </w:p>
+    <w:p>
+      <w:pPr>
+        <w:pStyle w:val="Code"/>
+      </w:pPr>
+      <w:r>
+        <w:t xml:space="preserve">                  Container.BindInterfacesTo&lt;AudioSettingsWriterSystem&gt;(</w:t>
+      </w:r>
+      <w:proofErr w:type="gramStart"/>
+      <w:r>
+        <w:t>).AsSingle</w:t>
+      </w:r>
+      <w:proofErr w:type="gramEnd"/>
+      <w:r>
         <w:t>();</w:t>
       </w:r>
     </w:p>
@@ -13990,7 +14259,7 @@
         <w:pStyle w:val="Code"/>
       </w:pPr>
       <w:r>
-        <w:t xml:space="preserve">              Container.BindInterfacesTo&lt;OpenSignalButtonListenerSystem&gt;(</w:t>
+        <w:t>Container.BindInterfacesTo&lt;AudioServiceUpdateOnSlidersChangeValueSystem&gt;(</w:t>
       </w:r>
       <w:proofErr w:type="gramStart"/>
       <w:r>
@@ -13998,6 +14267,43 @@
       </w:r>
       <w:proofErr w:type="gramEnd"/>
       <w:r>
+        <w:t>();   Container.BindInterfacesTo&lt;AudioSettingsUpdateSystem&gt;().AsSingle();</w:t>
+      </w:r>
+    </w:p>
+    <w:p>
+      <w:pPr>
+        <w:pStyle w:val="Code"/>
+      </w:pPr>
+    </w:p>
+    <w:p>
+      <w:pPr>
+        <w:pStyle w:val="Code"/>
+      </w:pPr>
+      <w:r>
+        <w:t>Container.BindInterfacesTo&lt;InstantiateLevelButtonOnRequestSystem&gt;(</w:t>
+      </w:r>
+      <w:proofErr w:type="gramStart"/>
+      <w:r>
+        <w:t>).AsSingle</w:t>
+      </w:r>
+      <w:proofErr w:type="gramEnd"/>
+      <w:r>
+        <w:t>();      Container.BindInterfacesTo&lt;LoadLevelButtonOnRequestSystem&gt;().AsSingle();     Container.BindInterfacesTo&lt;LevelButtonUpdateSystem&gt;().AsSingle();       Container.BindInterfacesTo&lt;ProcessLevelButtonPressSystem&gt;().AsSingle();</w:t>
+      </w:r>
+    </w:p>
+    <w:p>
+      <w:pPr>
+        <w:pStyle w:val="Code"/>
+      </w:pPr>
+      <w:r>
+        <w:t xml:space="preserve">                Container.BindInterfacesTo&lt;LoadSceneOnRequestSystem&gt;(</w:t>
+      </w:r>
+      <w:proofErr w:type="gramStart"/>
+      <w:r>
+        <w:t>).AsSingle</w:t>
+      </w:r>
+      <w:proofErr w:type="gramEnd"/>
+      <w:r>
         <w:t>();</w:t>
       </w:r>
     </w:p>
@@ -14005,8 +14311,13 @@
       <w:pPr>
         <w:pStyle w:val="Code"/>
       </w:pPr>
-      <w:r>
-        <w:t>Container.BindInterfacesTo&lt;CloseSignalButtonListenerSystem&gt;(</w:t>
+    </w:p>
+    <w:p>
+      <w:pPr>
+        <w:pStyle w:val="Code"/>
+      </w:pPr>
+      <w:r>
+        <w:t>Container.BindInterfacesTo&lt;InstantiateLevelButtonRequestDeleterSystem&gt;(</w:t>
       </w:r>
       <w:proofErr w:type="gramStart"/>
       <w:r>
@@ -14014,134 +14325,12 @@
       </w:r>
       <w:proofErr w:type="gramEnd"/>
       <w:r>
-        <w:t>();</w:t>
-      </w:r>
-    </w:p>
-    <w:p>
-      <w:pPr>
-        <w:pStyle w:val="Code"/>
-      </w:pPr>
-      <w:r>
-        <w:t xml:space="preserve">            Container.BindInterfacesTo&lt;PopupOpenListenerSystem&gt;(</w:t>
-      </w:r>
-      <w:proofErr w:type="gramStart"/>
-      <w:r>
-        <w:t>).AsSingle</w:t>
-      </w:r>
-      <w:proofErr w:type="gramEnd"/>
-      <w:r>
-        <w:t>();     Container.BindInterfacesTo&lt;PopupCloseListenerSystem&gt;().AsSingle();        Container.BindInterfacesTo&lt;PopupPlayCloseAnimRequestHandlerSystem&gt;().AsSingle();        Container.BindInterfacesTo&lt;PopupPlayOpenAnimRequestHandlerSystem&gt;().AsSingle();</w:t>
-      </w:r>
-    </w:p>
-    <w:p>
-      <w:pPr>
-        <w:pStyle w:val="Code"/>
-      </w:pPr>
-      <w:r>
-        <w:t xml:space="preserve">            </w:t>
-      </w:r>
-    </w:p>
-    <w:p>
-      <w:pPr>
-        <w:pStyle w:val="Code"/>
-      </w:pPr>
-      <w:r>
-        <w:t>Container.BindInterfacesTo&lt;PlayPauseRecordOnRequestSystem&gt;(</w:t>
-      </w:r>
-      <w:proofErr w:type="gramStart"/>
-      <w:r>
-        <w:t>).AsSingle</w:t>
-      </w:r>
-      <w:proofErr w:type="gramEnd"/>
-      <w:r>
-        <w:t>();   Container.BindInterfacesTo&lt;PlayableRecordUpdateSystem&gt;().AsSingle();      Container.BindInterfacesTo&lt;RecordsPlayServiceUpdatePlayingStateSystem&gt;().AsSingle();</w:t>
-      </w:r>
-    </w:p>
-    <w:p>
-      <w:pPr>
-        <w:pStyle w:val="Code"/>
-      </w:pPr>
-      <w:r>
-        <w:t xml:space="preserve">                  Container.BindInterfacesTo&lt;AudioSettingsWriterSystem&gt;(</w:t>
-      </w:r>
-      <w:proofErr w:type="gramStart"/>
-      <w:r>
-        <w:t>).AsSingle</w:t>
-      </w:r>
-      <w:proofErr w:type="gramEnd"/>
-      <w:r>
-        <w:t>();</w:t>
-      </w:r>
-    </w:p>
-    <w:p>
-      <w:pPr>
-        <w:pStyle w:val="Code"/>
-      </w:pPr>
-      <w:r>
-        <w:t>Container.BindInterfacesTo&lt;AudioServiceUpdateOnSlidersChangeValueSystem&gt;(</w:t>
-      </w:r>
-      <w:proofErr w:type="gramStart"/>
-      <w:r>
-        <w:t>).AsSingle</w:t>
-      </w:r>
-      <w:proofErr w:type="gramEnd"/>
-      <w:r>
-        <w:t>();   Container.BindInterfacesTo&lt;AudioSettingsUpdateSystem&gt;().AsSingle();</w:t>
-      </w:r>
-    </w:p>
-    <w:p>
-      <w:pPr>
-        <w:pStyle w:val="Code"/>
-      </w:pPr>
-    </w:p>
-    <w:p>
-      <w:pPr>
-        <w:pStyle w:val="Code"/>
-      </w:pPr>
-      <w:r>
-        <w:t>Container.BindInterfacesTo&lt;InstantiateLevelButtonOnRequestSystem&gt;(</w:t>
-      </w:r>
-      <w:proofErr w:type="gramStart"/>
-      <w:r>
-        <w:t>).AsSingle</w:t>
-      </w:r>
-      <w:proofErr w:type="gramEnd"/>
-      <w:r>
-        <w:t>();      Container.BindInterfacesTo&lt;LoadLevelButtonOnRequestSystem&gt;().AsSingle();     Container.BindInterfacesTo&lt;LevelButtonUpdateSystem&gt;().AsSingle();       Container.BindInterfacesTo&lt;ProcessLevelButtonPressSystem&gt;().AsSingle();</w:t>
-      </w:r>
-    </w:p>
-    <w:p>
-      <w:pPr>
-        <w:pStyle w:val="Code"/>
-      </w:pPr>
-      <w:r>
-        <w:t xml:space="preserve">                Container.BindInterfacesTo&lt;LoadSceneOnRequestSystem&gt;(</w:t>
-      </w:r>
-      <w:proofErr w:type="gramStart"/>
-      <w:r>
-        <w:t>).AsSingle</w:t>
-      </w:r>
-      <w:proofErr w:type="gramEnd"/>
-      <w:r>
-        <w:t>();</w:t>
-      </w:r>
-    </w:p>
-    <w:p>
-      <w:pPr>
-        <w:pStyle w:val="Code"/>
-      </w:pPr>
-    </w:p>
-    <w:p>
-      <w:pPr>
-        <w:pStyle w:val="Code"/>
-      </w:pPr>
+        <w:t>();     Container.BindInterfacesTo&lt;LoadLevelButtonRequestDeleterSystem&gt;().AsSingle();</w:t>
+      </w:r>
     </w:p>
     <w:p>
       <w:pPr>
         <w:jc w:val="center"/>
-        <w:rPr>
-          <w:lang w:val="en-US"/>
-        </w:rPr>
       </w:pPr>
       <w:r>
         <w:lastRenderedPageBreak/>
@@ -14176,73 +14365,700 @@
     </w:p>
     <w:p>
       <w:pPr>
+        <w:pStyle w:val="Code"/>
+      </w:pPr>
+      <w:r>
+        <w:t>Container.BindInterfacesTo&lt;LoadSceneRequestDeleterSystem&gt;(</w:t>
+      </w:r>
+      <w:proofErr w:type="gramStart"/>
+      <w:r>
+        <w:t>).AsSingle</w:t>
+      </w:r>
+      <w:proofErr w:type="gramEnd"/>
+      <w:r>
+        <w:t>();</w:t>
+      </w:r>
+    </w:p>
+    <w:p>
+      <w:pPr>
+        <w:pStyle w:val="Code"/>
+      </w:pPr>
+      <w:r>
+        <w:t xml:space="preserve">              Container.BindInterfacesTo&lt;TweenKillOnDisposeSystem&gt;(</w:t>
+      </w:r>
+      <w:proofErr w:type="gramStart"/>
+      <w:r>
+        <w:t>).AsSingle</w:t>
+      </w:r>
+      <w:proofErr w:type="gramEnd"/>
+      <w:r>
+        <w:t>();</w:t>
+      </w:r>
+    </w:p>
+    <w:p>
+      <w:pPr>
+        <w:pStyle w:val="Code"/>
+      </w:pPr>
+      <w:r>
+        <w:t xml:space="preserve">        }</w:t>
+      </w:r>
+    </w:p>
+    <w:p>
+      <w:pPr>
+        <w:pStyle w:val="Code"/>
+      </w:pPr>
+      <w:r>
+        <w:t xml:space="preserve">    }</w:t>
+      </w:r>
+    </w:p>
+    <w:p>
+      <w:pPr>
+        <w:pStyle w:val="Code"/>
+      </w:pPr>
+      <w:r>
+        <w:t>}</w:t>
+      </w:r>
+    </w:p>
+    <w:p>
+      <w:pPr>
         <w:rPr>
           <w:lang w:val="en-US"/>
         </w:rPr>
       </w:pPr>
-      <w:r>
-        <w:t>Продолжение</w:t>
-      </w:r>
-      <w:r>
+    </w:p>
+    <w:p>
+      <w:pPr>
         <w:rPr>
           <w:lang w:val="en-US"/>
         </w:rPr>
+      </w:pPr>
+      <w:r>
+        <w:t>Листинг</w:t>
+      </w:r>
+      <w:r>
+        <w:rPr>
+          <w:lang w:val="en-US"/>
+        </w:rPr>
         <w:t xml:space="preserve"> </w:t>
       </w:r>
       <w:r>
-        <w:t>листинга</w:t>
+        <w:t>Г</w:t>
       </w:r>
       <w:r>
         <w:rPr>
           <w:lang w:val="en-US"/>
         </w:rPr>
+        <w:t xml:space="preserve">.3 – </w:t>
+      </w:r>
+      <w:r>
+        <w:t>Класс</w:t>
+      </w:r>
+      <w:r>
+        <w:rPr>
+          <w:lang w:val="en-US"/>
+        </w:rPr>
         <w:t xml:space="preserve"> </w:t>
       </w:r>
-      <w:r>
-        <w:t>Г</w:t>
-      </w:r>
+      <w:proofErr w:type="spellStart"/>
       <w:r>
         <w:rPr>
           <w:lang w:val="en-US"/>
         </w:rPr>
-        <w:t>.2</w:t>
-      </w:r>
-      <w:r>
-        <w:rPr>
-          <w:lang w:val="en-US"/>
-        </w:rPr>
-        <w:t xml:space="preserve">                   </w:t>
-      </w:r>
-    </w:p>
-    <w:p>
-      <w:pPr>
-        <w:pStyle w:val="Code"/>
-      </w:pPr>
-      <w:r>
-        <w:t>Container.BindInterfacesTo&lt;InstantiateLevelButtonRequestDeleterSystem&gt;(</w:t>
-      </w:r>
+        <w:t>PlaySceneInstaller</w:t>
+      </w:r>
+      <w:proofErr w:type="spellEnd"/>
+    </w:p>
+    <w:p>
+      <w:pPr>
+        <w:pStyle w:val="Code"/>
+      </w:pPr>
+      <w:r>
+        <w:t>using _</w:t>
+      </w:r>
+      <w:proofErr w:type="spellStart"/>
       <w:proofErr w:type="gramStart"/>
       <w:r>
+        <w:t>Project.Scripts.Bootstrap</w:t>
+      </w:r>
+      <w:proofErr w:type="gramEnd"/>
+      <w:r>
+        <w:t>._Shared</w:t>
+      </w:r>
+      <w:proofErr w:type="spellEnd"/>
+      <w:r>
+        <w:t>;</w:t>
+      </w:r>
+    </w:p>
+    <w:p>
+      <w:pPr>
+        <w:pStyle w:val="Code"/>
+      </w:pPr>
+      <w:r>
+        <w:t>using _</w:t>
+      </w:r>
+      <w:proofErr w:type="spellStart"/>
+      <w:proofErr w:type="gramStart"/>
+      <w:r>
+        <w:t>Project.Scripts.Features.Audio</w:t>
+      </w:r>
+      <w:proofErr w:type="gramEnd"/>
+      <w:r>
+        <w:t>.Systems</w:t>
+      </w:r>
+      <w:proofErr w:type="spellEnd"/>
+      <w:r>
+        <w:t>;</w:t>
+      </w:r>
+    </w:p>
+    <w:p>
+      <w:pPr>
+        <w:pStyle w:val="Code"/>
+      </w:pPr>
+      <w:r>
+        <w:t>using _</w:t>
+      </w:r>
+      <w:proofErr w:type="spellStart"/>
+      <w:proofErr w:type="gramStart"/>
+      <w:r>
+        <w:t>Project.Scripts.Features.Mechanics</w:t>
+      </w:r>
+      <w:proofErr w:type="gramEnd"/>
+      <w:r>
+        <w:t>.Anims.Systems</w:t>
+      </w:r>
+      <w:proofErr w:type="spellEnd"/>
+      <w:r>
+        <w:t>;</w:t>
+      </w:r>
+    </w:p>
+    <w:p>
+      <w:pPr>
+        <w:pStyle w:val="Code"/>
+      </w:pPr>
+      <w:r>
+        <w:t>using _</w:t>
+      </w:r>
+      <w:proofErr w:type="spellStart"/>
+      <w:proofErr w:type="gramStart"/>
+      <w:r>
+        <w:t>Project.Scripts.Features.Mechanics</w:t>
+      </w:r>
+      <w:proofErr w:type="gramEnd"/>
+      <w:r>
+        <w:t>.Input.Services</w:t>
+      </w:r>
+      <w:proofErr w:type="spellEnd"/>
+      <w:r>
+        <w:t>;</w:t>
+      </w:r>
+    </w:p>
+    <w:p>
+      <w:pPr>
+        <w:pStyle w:val="Code"/>
+      </w:pPr>
+      <w:r>
+        <w:t>using _</w:t>
+      </w:r>
+      <w:proofErr w:type="spellStart"/>
+      <w:proofErr w:type="gramStart"/>
+      <w:r>
+        <w:t>Project.Scripts.Features.Mechanics</w:t>
+      </w:r>
+      <w:proofErr w:type="gramEnd"/>
+      <w:r>
+        <w:t>.Input.Systems</w:t>
+      </w:r>
+      <w:proofErr w:type="spellEnd"/>
+      <w:r>
+        <w:t>;</w:t>
+      </w:r>
+    </w:p>
+    <w:p>
+      <w:pPr>
+        <w:pStyle w:val="Code"/>
+      </w:pPr>
+      <w:r>
+        <w:t>using _</w:t>
+      </w:r>
+      <w:proofErr w:type="spellStart"/>
+      <w:proofErr w:type="gramStart"/>
+      <w:r>
+        <w:t>Project.Scripts.Features.Mechanics</w:t>
+      </w:r>
+      <w:proofErr w:type="gramEnd"/>
+      <w:r>
+        <w:t>.Levels.Requests</w:t>
+      </w:r>
+      <w:proofErr w:type="spellEnd"/>
+      <w:r>
+        <w:t>;</w:t>
+      </w:r>
+    </w:p>
+    <w:p>
+      <w:pPr>
+        <w:pStyle w:val="Code"/>
+      </w:pPr>
+      <w:r>
+        <w:t>using _</w:t>
+      </w:r>
+      <w:proofErr w:type="spellStart"/>
+      <w:proofErr w:type="gramStart"/>
+      <w:r>
+        <w:t>Project.Scripts.Features.Mechanics</w:t>
+      </w:r>
+      <w:proofErr w:type="gramEnd"/>
+      <w:r>
+        <w:t>.Levels.Services</w:t>
+      </w:r>
+      <w:proofErr w:type="spellEnd"/>
+      <w:r>
+        <w:t>;</w:t>
+      </w:r>
+    </w:p>
+    <w:p>
+      <w:pPr>
+        <w:pStyle w:val="Code"/>
+      </w:pPr>
+      <w:r>
+        <w:t>using _</w:t>
+      </w:r>
+      <w:proofErr w:type="spellStart"/>
+      <w:proofErr w:type="gramStart"/>
+      <w:r>
+        <w:t>Project.Scripts.Features.Mechanics</w:t>
+      </w:r>
+      <w:proofErr w:type="gramEnd"/>
+      <w:r>
+        <w:t>.Levels.Systems</w:t>
+      </w:r>
+      <w:proofErr w:type="spellEnd"/>
+      <w:r>
+        <w:t>;</w:t>
+      </w:r>
+    </w:p>
+    <w:p>
+      <w:pPr>
+        <w:pStyle w:val="Code"/>
+      </w:pPr>
+      <w:r>
+        <w:t>using _</w:t>
+      </w:r>
+      <w:proofErr w:type="gramStart"/>
+      <w:r>
+        <w:t>Project.Scripts.Features.Mechanics</w:t>
+      </w:r>
+      <w:proofErr w:type="gramEnd"/>
+      <w:r>
+        <w:t>.Physics._</w:t>
+      </w:r>
+      <w:proofErr w:type="spellStart"/>
+      <w:r>
+        <w:t>Shared.Systems</w:t>
+      </w:r>
+      <w:proofErr w:type="spellEnd"/>
+      <w:r>
+        <w:t>;</w:t>
+      </w:r>
+    </w:p>
+    <w:p>
+      <w:pPr>
+        <w:pStyle w:val="Code"/>
+      </w:pPr>
+      <w:r>
+        <w:t>using _</w:t>
+      </w:r>
+      <w:proofErr w:type="gramStart"/>
+      <w:r>
+        <w:t>Project.Scripts.Features.Mechanics</w:t>
+      </w:r>
+      <w:proofErr w:type="gramEnd"/>
+      <w:r>
+        <w:t>.Physics.Characters.Checks.Systems;</w:t>
+      </w:r>
+    </w:p>
+    <w:p>
+      <w:pPr>
+        <w:pStyle w:val="Code"/>
+      </w:pPr>
+      <w:r>
+        <w:t>using _</w:t>
+      </w:r>
+      <w:proofErr w:type="gramStart"/>
+      <w:r>
+        <w:t>Project.Scripts.Features.Mechanics</w:t>
+      </w:r>
+      <w:proofErr w:type="gramEnd"/>
+      <w:r>
+        <w:t>.Physics.Characters.Movement.Systems;</w:t>
+      </w:r>
+    </w:p>
+    <w:p>
+      <w:pPr>
+        <w:pStyle w:val="Code"/>
+      </w:pPr>
+      <w:r>
+        <w:t>using _</w:t>
+      </w:r>
+      <w:proofErr w:type="spellStart"/>
+      <w:proofErr w:type="gramStart"/>
+      <w:r>
+        <w:t>Project.Scripts.Features.Mechanics</w:t>
+      </w:r>
+      <w:proofErr w:type="gramEnd"/>
+      <w:r>
+        <w:t>.Platforms.Systems</w:t>
+      </w:r>
+      <w:proofErr w:type="spellEnd"/>
+      <w:r>
+        <w:t>;</w:t>
+      </w:r>
+    </w:p>
+    <w:p>
+      <w:pPr>
+        <w:pStyle w:val="Code"/>
+      </w:pPr>
+      <w:r>
+        <w:t>using _</w:t>
+      </w:r>
+      <w:proofErr w:type="spellStart"/>
+      <w:proofErr w:type="gramStart"/>
+      <w:r>
+        <w:t>Project.Scripts.Features.Mechanics</w:t>
+      </w:r>
+      <w:proofErr w:type="gramEnd"/>
+      <w:r>
+        <w:t>.Player.Systems</w:t>
+      </w:r>
+      <w:proofErr w:type="spellEnd"/>
+      <w:r>
+        <w:t>;</w:t>
+      </w:r>
+    </w:p>
+    <w:p>
+      <w:pPr>
+        <w:pStyle w:val="Code"/>
+      </w:pPr>
+      <w:r>
+        <w:t>using _</w:t>
+      </w:r>
+      <w:proofErr w:type="spellStart"/>
+      <w:proofErr w:type="gramStart"/>
+      <w:r>
+        <w:t>Project.Scripts.Features.Mechanics</w:t>
+      </w:r>
+      <w:proofErr w:type="gramEnd"/>
+      <w:r>
+        <w:t>.Scenes.Systems</w:t>
+      </w:r>
+      <w:proofErr w:type="spellEnd"/>
+      <w:r>
+        <w:t>;</w:t>
+      </w:r>
+    </w:p>
+    <w:p>
+      <w:pPr>
+        <w:pStyle w:val="Code"/>
+      </w:pPr>
+      <w:r>
+        <w:t>using _</w:t>
+      </w:r>
+      <w:proofErr w:type="spellStart"/>
+      <w:proofErr w:type="gramStart"/>
+      <w:r>
+        <w:t>Project.Scripts.Features.Mechanics</w:t>
+      </w:r>
+      <w:proofErr w:type="gramEnd"/>
+      <w:r>
+        <w:t>.Time.Services</w:t>
+      </w:r>
+      <w:proofErr w:type="spellEnd"/>
+      <w:r>
+        <w:t>;</w:t>
+      </w:r>
+    </w:p>
+    <w:p>
+      <w:pPr>
+        <w:pStyle w:val="Code"/>
+      </w:pPr>
+      <w:r>
+        <w:t>using _</w:t>
+      </w:r>
+      <w:proofErr w:type="spellStart"/>
+      <w:proofErr w:type="gramStart"/>
+      <w:r>
+        <w:t>Project.Scripts.Features.Mechanics</w:t>
+      </w:r>
+      <w:proofErr w:type="gramEnd"/>
+      <w:r>
+        <w:t>.Time.Systems</w:t>
+      </w:r>
+      <w:proofErr w:type="spellEnd"/>
+      <w:r>
+        <w:t>;</w:t>
+      </w:r>
+    </w:p>
+    <w:p>
+      <w:pPr>
+        <w:pStyle w:val="Code"/>
+      </w:pPr>
+    </w:p>
+    <w:p>
+      <w:pPr>
+        <w:pStyle w:val="Code"/>
+      </w:pPr>
+      <w:r>
+        <w:t>namespace _</w:t>
+      </w:r>
+      <w:proofErr w:type="spellStart"/>
+      <w:proofErr w:type="gramStart"/>
+      <w:r>
+        <w:t>Project.Scripts.Bootstrap.PlayScene</w:t>
+      </w:r>
+      <w:proofErr w:type="spellEnd"/>
+      <w:proofErr w:type="gramEnd"/>
+    </w:p>
+    <w:p>
+      <w:pPr>
+        <w:pStyle w:val="Code"/>
+      </w:pPr>
+      <w:r>
+        <w:t>{</w:t>
+      </w:r>
+    </w:p>
+    <w:p>
+      <w:pPr>
+        <w:pStyle w:val="Code"/>
+      </w:pPr>
+      <w:r>
+        <w:t xml:space="preserve">    public class </w:t>
+      </w:r>
+      <w:proofErr w:type="spellStart"/>
+      <w:proofErr w:type="gramStart"/>
+      <w:r>
+        <w:t>PlaySceneInstaller</w:t>
+      </w:r>
+      <w:proofErr w:type="spellEnd"/>
+      <w:r>
+        <w:t xml:space="preserve"> :</w:t>
+      </w:r>
+      <w:proofErr w:type="gramEnd"/>
+      <w:r>
+        <w:t xml:space="preserve"> </w:t>
+      </w:r>
+      <w:proofErr w:type="spellStart"/>
+      <w:r>
+        <w:t>SceneInstaller</w:t>
+      </w:r>
+      <w:proofErr w:type="spellEnd"/>
+    </w:p>
+    <w:p>
+      <w:pPr>
+        <w:pStyle w:val="Code"/>
+      </w:pPr>
+      <w:r>
+        <w:t xml:space="preserve">    {</w:t>
+      </w:r>
+    </w:p>
+    <w:p>
+      <w:pPr>
+        <w:pStyle w:val="Code"/>
+      </w:pPr>
+    </w:p>
+    <w:p>
+      <w:pPr>
+        <w:pStyle w:val="Code"/>
+      </w:pPr>
+      <w:r>
+        <w:t xml:space="preserve">        protected override void </w:t>
+      </w:r>
+      <w:proofErr w:type="spellStart"/>
+      <w:proofErr w:type="gramStart"/>
+      <w:r>
+        <w:t>BindServices</w:t>
+      </w:r>
+      <w:proofErr w:type="spellEnd"/>
+      <w:r>
+        <w:t>(</w:t>
+      </w:r>
+      <w:proofErr w:type="gramEnd"/>
+      <w:r>
+        <w:t>)</w:t>
+      </w:r>
+    </w:p>
+    <w:p>
+      <w:pPr>
+        <w:pStyle w:val="Code"/>
+      </w:pPr>
+      <w:r>
+        <w:t xml:space="preserve">        {</w:t>
+      </w:r>
+    </w:p>
+    <w:p>
+      <w:pPr>
+        <w:pStyle w:val="Code"/>
+      </w:pPr>
+      <w:r>
+        <w:t xml:space="preserve">            </w:t>
+      </w:r>
+      <w:proofErr w:type="spellStart"/>
+      <w:r>
+        <w:t>Container.Bind</w:t>
+      </w:r>
+      <w:proofErr w:type="spellEnd"/>
+      <w:r>
+        <w:t>&lt;</w:t>
+      </w:r>
+      <w:proofErr w:type="spellStart"/>
+      <w:r>
+        <w:t>TimeService</w:t>
+      </w:r>
+      <w:proofErr w:type="spellEnd"/>
+      <w:r>
+        <w:t>&gt;(</w:t>
+      </w:r>
+      <w:proofErr w:type="gramStart"/>
+      <w:r>
+        <w:t>).</w:t>
+      </w:r>
+      <w:proofErr w:type="spellStart"/>
+      <w:r>
+        <w:t>AsSingle</w:t>
+      </w:r>
+      <w:proofErr w:type="spellEnd"/>
+      <w:proofErr w:type="gramEnd"/>
+      <w:r>
+        <w:t>();</w:t>
+      </w:r>
+    </w:p>
+    <w:p>
+      <w:pPr>
+        <w:pStyle w:val="Code"/>
+      </w:pPr>
+      <w:r>
+        <w:t xml:space="preserve">            </w:t>
+      </w:r>
+      <w:proofErr w:type="spellStart"/>
+      <w:r>
+        <w:t>Container.Bind</w:t>
+      </w:r>
+      <w:proofErr w:type="spellEnd"/>
+      <w:r>
+        <w:t>&lt;</w:t>
+      </w:r>
+      <w:proofErr w:type="spellStart"/>
+      <w:r>
+        <w:t>InputService</w:t>
+      </w:r>
+      <w:proofErr w:type="spellEnd"/>
+      <w:r>
+        <w:t>&gt;(</w:t>
+      </w:r>
+      <w:proofErr w:type="gramStart"/>
+      <w:r>
+        <w:t>).</w:t>
+      </w:r>
+      <w:proofErr w:type="spellStart"/>
+      <w:r>
+        <w:t>AsSingle</w:t>
+      </w:r>
+      <w:proofErr w:type="spellEnd"/>
+      <w:proofErr w:type="gramEnd"/>
+      <w:r>
+        <w:t>();</w:t>
+      </w:r>
+    </w:p>
+    <w:p>
+      <w:pPr>
+        <w:pStyle w:val="Code"/>
+      </w:pPr>
+      <w:r>
+        <w:t xml:space="preserve">            </w:t>
+      </w:r>
+      <w:proofErr w:type="spellStart"/>
+      <w:r>
+        <w:t>Container.Bind</w:t>
+      </w:r>
+      <w:proofErr w:type="spellEnd"/>
+      <w:r>
+        <w:t>&lt;</w:t>
+      </w:r>
+      <w:proofErr w:type="spellStart"/>
+      <w:r>
+        <w:t>LevelService</w:t>
+      </w:r>
+      <w:proofErr w:type="spellEnd"/>
+      <w:r>
+        <w:t>&gt;(</w:t>
+      </w:r>
+      <w:proofErr w:type="gramStart"/>
+      <w:r>
+        <w:t>).</w:t>
+      </w:r>
+      <w:proofErr w:type="spellStart"/>
+      <w:r>
+        <w:t>AsSingle</w:t>
+      </w:r>
+      <w:proofErr w:type="spellEnd"/>
+      <w:proofErr w:type="gramEnd"/>
+      <w:r>
+        <w:t>();</w:t>
+      </w:r>
+    </w:p>
+    <w:p>
+      <w:pPr>
+        <w:pStyle w:val="Code"/>
+      </w:pPr>
+      <w:r>
+        <w:t xml:space="preserve">        }</w:t>
+      </w:r>
+    </w:p>
+    <w:p>
+      <w:pPr>
+        <w:pStyle w:val="Code"/>
+      </w:pPr>
+    </w:p>
+    <w:p>
+      <w:pPr>
+        <w:pStyle w:val="Code"/>
+      </w:pPr>
+      <w:r>
+        <w:t xml:space="preserve">        protected override void </w:t>
+      </w:r>
+      <w:proofErr w:type="spellStart"/>
+      <w:proofErr w:type="gramStart"/>
+      <w:r>
+        <w:t>BindSystems</w:t>
+      </w:r>
+      <w:proofErr w:type="spellEnd"/>
+      <w:r>
+        <w:t>(</w:t>
+      </w:r>
+      <w:proofErr w:type="gramEnd"/>
+      <w:r>
+        <w:t>)</w:t>
+      </w:r>
+    </w:p>
+    <w:p>
+      <w:pPr>
+        <w:pStyle w:val="Code"/>
+      </w:pPr>
+      <w:r>
+        <w:t xml:space="preserve">        {</w:t>
+      </w:r>
+    </w:p>
+    <w:p>
+      <w:pPr>
+        <w:pStyle w:val="Code"/>
+      </w:pPr>
+      <w:r>
+        <w:t xml:space="preserve">            Container.BindInterfacesTo&lt;PlayerMovementConfigSetupSystem&gt;(</w:t>
+      </w:r>
+      <w:proofErr w:type="gramStart"/>
+      <w:r>
         <w:t>).AsSingle</w:t>
       </w:r>
       <w:proofErr w:type="gramEnd"/>
       <w:r>
-        <w:t>();     Container.BindInterfacesTo&lt;LoadLevelButtonRequestDeleterSystem&gt;().AsSingle();</w:t>
-      </w:r>
-    </w:p>
-    <w:p>
-      <w:pPr>
-        <w:pStyle w:val="Code"/>
-      </w:pPr>
-      <w:r>
-        <w:t xml:space="preserve">            Container.BindInterfacesTo&lt;LoadSceneRequestDeleterSystem&gt;(</w:t>
-      </w:r>
-      <w:proofErr w:type="gramStart"/>
-      <w:r>
-        <w:t>).AsSingle</w:t>
-      </w:r>
-      <w:proofErr w:type="gramEnd"/>
-      <w:r>
         <w:t>();</w:t>
       </w:r>
     </w:p>
@@ -14250,646 +15066,10 @@
       <w:pPr>
         <w:pStyle w:val="Code"/>
       </w:pPr>
-      <w:r>
-        <w:t xml:space="preserve">              Container.BindInterfacesTo&lt;TweenKillOnDisposeSystem&gt;(</w:t>
-      </w:r>
-      <w:proofErr w:type="gramStart"/>
-      <w:r>
-        <w:t>).AsSingle</w:t>
-      </w:r>
-      <w:proofErr w:type="gramEnd"/>
-      <w:r>
-        <w:t>();</w:t>
-      </w:r>
-    </w:p>
-    <w:p>
-      <w:pPr>
-        <w:pStyle w:val="Code"/>
-      </w:pPr>
-      <w:r>
-        <w:t xml:space="preserve">        }</w:t>
-      </w:r>
-    </w:p>
-    <w:p>
-      <w:pPr>
-        <w:pStyle w:val="Code"/>
-      </w:pPr>
-      <w:r>
-        <w:t xml:space="preserve">    }</w:t>
-      </w:r>
-    </w:p>
-    <w:p>
-      <w:pPr>
-        <w:pStyle w:val="Code"/>
-      </w:pPr>
-      <w:r>
-        <w:t>}</w:t>
-      </w:r>
-    </w:p>
-    <w:p>
-      <w:pPr>
-        <w:rPr>
-          <w:lang w:val="en-US"/>
-        </w:rPr>
-      </w:pPr>
-    </w:p>
-    <w:p>
-      <w:pPr>
-        <w:rPr>
-          <w:lang w:val="en-US"/>
-        </w:rPr>
-      </w:pPr>
-      <w:r>
-        <w:t>Листинг</w:t>
-      </w:r>
-      <w:r>
-        <w:rPr>
-          <w:lang w:val="en-US"/>
-        </w:rPr>
-        <w:t xml:space="preserve"> </w:t>
-      </w:r>
-      <w:r>
-        <w:t>Г</w:t>
-      </w:r>
-      <w:r>
-        <w:rPr>
-          <w:lang w:val="en-US"/>
-        </w:rPr>
-        <w:t xml:space="preserve">.3 – </w:t>
-      </w:r>
-      <w:r>
-        <w:t>Класс</w:t>
-      </w:r>
-      <w:r>
-        <w:rPr>
-          <w:lang w:val="en-US"/>
-        </w:rPr>
-        <w:t xml:space="preserve"> </w:t>
-      </w:r>
-      <w:proofErr w:type="spellStart"/>
-      <w:r>
-        <w:rPr>
-          <w:lang w:val="en-US"/>
-        </w:rPr>
-        <w:t>PlaySceneInstaller</w:t>
-      </w:r>
-      <w:proofErr w:type="spellEnd"/>
-    </w:p>
-    <w:p>
-      <w:pPr>
-        <w:pStyle w:val="Code"/>
-      </w:pPr>
-      <w:r>
-        <w:t>using _</w:t>
-      </w:r>
-      <w:proofErr w:type="spellStart"/>
-      <w:proofErr w:type="gramStart"/>
-      <w:r>
-        <w:t>Project.Scripts.Bootstrap</w:t>
-      </w:r>
-      <w:proofErr w:type="gramEnd"/>
-      <w:r>
-        <w:t>._Shared</w:t>
-      </w:r>
-      <w:proofErr w:type="spellEnd"/>
-      <w:r>
-        <w:t>;</w:t>
-      </w:r>
-    </w:p>
-    <w:p>
-      <w:pPr>
-        <w:pStyle w:val="Code"/>
-      </w:pPr>
-      <w:r>
-        <w:t>using _</w:t>
-      </w:r>
-      <w:proofErr w:type="spellStart"/>
-      <w:proofErr w:type="gramStart"/>
-      <w:r>
-        <w:t>Project.Scripts.Features.Audio</w:t>
-      </w:r>
-      <w:proofErr w:type="gramEnd"/>
-      <w:r>
-        <w:t>.Systems</w:t>
-      </w:r>
-      <w:proofErr w:type="spellEnd"/>
-      <w:r>
-        <w:t>;</w:t>
-      </w:r>
-    </w:p>
-    <w:p>
-      <w:pPr>
-        <w:pStyle w:val="Code"/>
-      </w:pPr>
-      <w:r>
-        <w:t>using _</w:t>
-      </w:r>
-      <w:proofErr w:type="spellStart"/>
-      <w:proofErr w:type="gramStart"/>
-      <w:r>
-        <w:t>Project.Scripts.Features.Mechanics</w:t>
-      </w:r>
-      <w:proofErr w:type="gramEnd"/>
-      <w:r>
-        <w:t>.Anims.Systems</w:t>
-      </w:r>
-      <w:proofErr w:type="spellEnd"/>
-      <w:r>
-        <w:t>;</w:t>
-      </w:r>
-    </w:p>
-    <w:p>
-      <w:pPr>
-        <w:pStyle w:val="Code"/>
-      </w:pPr>
-      <w:r>
-        <w:t>using _</w:t>
-      </w:r>
-      <w:proofErr w:type="spellStart"/>
-      <w:proofErr w:type="gramStart"/>
-      <w:r>
-        <w:t>Project.Scripts.Features.Mechanics</w:t>
-      </w:r>
-      <w:proofErr w:type="gramEnd"/>
-      <w:r>
-        <w:t>.Input.Services</w:t>
-      </w:r>
-      <w:proofErr w:type="spellEnd"/>
-      <w:r>
-        <w:t>;</w:t>
-      </w:r>
-    </w:p>
-    <w:p>
-      <w:pPr>
-        <w:pStyle w:val="Code"/>
-      </w:pPr>
-      <w:r>
-        <w:t>using _</w:t>
-      </w:r>
-      <w:proofErr w:type="spellStart"/>
-      <w:proofErr w:type="gramStart"/>
-      <w:r>
-        <w:t>Project.Scripts.Features.Mechanics</w:t>
-      </w:r>
-      <w:proofErr w:type="gramEnd"/>
-      <w:r>
-        <w:t>.Input.Systems</w:t>
-      </w:r>
-      <w:proofErr w:type="spellEnd"/>
-      <w:r>
-        <w:t>;</w:t>
-      </w:r>
-    </w:p>
-    <w:p>
-      <w:pPr>
-        <w:pStyle w:val="Code"/>
-      </w:pPr>
-      <w:r>
-        <w:t>using _</w:t>
-      </w:r>
-      <w:proofErr w:type="spellStart"/>
-      <w:proofErr w:type="gramStart"/>
-      <w:r>
-        <w:t>Project.Scripts.Features.Mechanics</w:t>
-      </w:r>
-      <w:proofErr w:type="gramEnd"/>
-      <w:r>
-        <w:t>.Levels.Requests</w:t>
-      </w:r>
-      <w:proofErr w:type="spellEnd"/>
-      <w:r>
-        <w:t>;</w:t>
-      </w:r>
-    </w:p>
-    <w:p>
-      <w:pPr>
-        <w:pStyle w:val="Code"/>
-      </w:pPr>
-      <w:r>
-        <w:t>using _</w:t>
-      </w:r>
-      <w:proofErr w:type="spellStart"/>
-      <w:proofErr w:type="gramStart"/>
-      <w:r>
-        <w:t>Project.Scripts.Features.Mechanics</w:t>
-      </w:r>
-      <w:proofErr w:type="gramEnd"/>
-      <w:r>
-        <w:t>.Levels.Services</w:t>
-      </w:r>
-      <w:proofErr w:type="spellEnd"/>
-      <w:r>
-        <w:t>;</w:t>
-      </w:r>
-    </w:p>
-    <w:p>
-      <w:pPr>
-        <w:pStyle w:val="Code"/>
-      </w:pPr>
-      <w:r>
-        <w:t>using _</w:t>
-      </w:r>
-      <w:proofErr w:type="spellStart"/>
-      <w:proofErr w:type="gramStart"/>
-      <w:r>
-        <w:t>Project.Scripts.Features.Mechanics</w:t>
-      </w:r>
-      <w:proofErr w:type="gramEnd"/>
-      <w:r>
-        <w:t>.Levels.Systems</w:t>
-      </w:r>
-      <w:proofErr w:type="spellEnd"/>
-      <w:r>
-        <w:t>;</w:t>
-      </w:r>
-    </w:p>
-    <w:p>
-      <w:pPr>
-        <w:pStyle w:val="Code"/>
-      </w:pPr>
-      <w:r>
-        <w:t>using _</w:t>
-      </w:r>
-      <w:proofErr w:type="gramStart"/>
-      <w:r>
-        <w:t>Project.Scripts.Features.Mechanics</w:t>
-      </w:r>
-      <w:proofErr w:type="gramEnd"/>
-      <w:r>
-        <w:t>.Physics._</w:t>
-      </w:r>
-      <w:proofErr w:type="spellStart"/>
-      <w:r>
-        <w:t>Shared.Systems</w:t>
-      </w:r>
-      <w:proofErr w:type="spellEnd"/>
-      <w:r>
-        <w:t>;</w:t>
-      </w:r>
-    </w:p>
-    <w:p>
-      <w:pPr>
-        <w:pStyle w:val="Code"/>
-      </w:pPr>
-      <w:r>
-        <w:t>using _</w:t>
-      </w:r>
-      <w:proofErr w:type="gramStart"/>
-      <w:r>
-        <w:t>Project.Scripts.Features.Mechanics</w:t>
-      </w:r>
-      <w:proofErr w:type="gramEnd"/>
-      <w:r>
-        <w:t>.Physics.Characters.Checks.Systems;</w:t>
-      </w:r>
-    </w:p>
-    <w:p>
-      <w:pPr>
-        <w:pStyle w:val="Code"/>
-      </w:pPr>
-      <w:r>
-        <w:t>using _</w:t>
-      </w:r>
-      <w:proofErr w:type="gramStart"/>
-      <w:r>
-        <w:t>Project.Scripts.Features.Mechanics</w:t>
-      </w:r>
-      <w:proofErr w:type="gramEnd"/>
-      <w:r>
-        <w:t>.Physics.Characters.Movement.Systems;</w:t>
-      </w:r>
-    </w:p>
-    <w:p>
-      <w:pPr>
-        <w:pStyle w:val="Code"/>
-      </w:pPr>
-      <w:r>
-        <w:t>using _</w:t>
-      </w:r>
-      <w:proofErr w:type="spellStart"/>
-      <w:proofErr w:type="gramStart"/>
-      <w:r>
-        <w:t>Project.Scripts.Features.Mechanics</w:t>
-      </w:r>
-      <w:proofErr w:type="gramEnd"/>
-      <w:r>
-        <w:t>.Platforms.Systems</w:t>
-      </w:r>
-      <w:proofErr w:type="spellEnd"/>
-      <w:r>
-        <w:t>;</w:t>
-      </w:r>
-    </w:p>
-    <w:p>
-      <w:pPr>
-        <w:pStyle w:val="Code"/>
-      </w:pPr>
-      <w:r>
-        <w:t>using _</w:t>
-      </w:r>
-      <w:proofErr w:type="spellStart"/>
-      <w:proofErr w:type="gramStart"/>
-      <w:r>
-        <w:t>Project.Scripts.Features.Mechanics</w:t>
-      </w:r>
-      <w:proofErr w:type="gramEnd"/>
-      <w:r>
-        <w:t>.Player.Systems</w:t>
-      </w:r>
-      <w:proofErr w:type="spellEnd"/>
-      <w:r>
-        <w:t>;</w:t>
-      </w:r>
-    </w:p>
-    <w:p>
-      <w:pPr>
-        <w:pStyle w:val="Code"/>
-      </w:pPr>
-      <w:r>
-        <w:t>using _</w:t>
-      </w:r>
-      <w:proofErr w:type="spellStart"/>
-      <w:proofErr w:type="gramStart"/>
-      <w:r>
-        <w:t>Project.Scripts.Features.Mechanics</w:t>
-      </w:r>
-      <w:proofErr w:type="gramEnd"/>
-      <w:r>
-        <w:t>.Scenes.Systems</w:t>
-      </w:r>
-      <w:proofErr w:type="spellEnd"/>
-      <w:r>
-        <w:t>;</w:t>
-      </w:r>
-    </w:p>
-    <w:p>
-      <w:pPr>
-        <w:pStyle w:val="Code"/>
-      </w:pPr>
-      <w:r>
-        <w:t>using _</w:t>
-      </w:r>
-      <w:proofErr w:type="spellStart"/>
-      <w:proofErr w:type="gramStart"/>
-      <w:r>
-        <w:t>Project.Scripts.Features.Mechanics</w:t>
-      </w:r>
-      <w:proofErr w:type="gramEnd"/>
-      <w:r>
-        <w:t>.Time.Services</w:t>
-      </w:r>
-      <w:proofErr w:type="spellEnd"/>
-      <w:r>
-        <w:t>;</w:t>
-      </w:r>
-    </w:p>
-    <w:p>
-      <w:pPr>
-        <w:pStyle w:val="Code"/>
-      </w:pPr>
-      <w:r>
-        <w:t>using _</w:t>
-      </w:r>
-      <w:proofErr w:type="spellStart"/>
-      <w:proofErr w:type="gramStart"/>
-      <w:r>
-        <w:t>Project.Scripts.Features.Mechanics</w:t>
-      </w:r>
-      <w:proofErr w:type="gramEnd"/>
-      <w:r>
-        <w:t>.Time.Systems</w:t>
-      </w:r>
-      <w:proofErr w:type="spellEnd"/>
-      <w:r>
-        <w:t>;</w:t>
-      </w:r>
-    </w:p>
-    <w:p>
-      <w:pPr>
-        <w:pStyle w:val="Code"/>
-      </w:pPr>
-    </w:p>
-    <w:p>
-      <w:pPr>
-        <w:pStyle w:val="Code"/>
-      </w:pPr>
-      <w:r>
-        <w:t>namespace _</w:t>
-      </w:r>
-      <w:proofErr w:type="spellStart"/>
-      <w:proofErr w:type="gramStart"/>
-      <w:r>
-        <w:t>Project.Scripts.Bootstrap.PlayScene</w:t>
-      </w:r>
-      <w:proofErr w:type="spellEnd"/>
-      <w:proofErr w:type="gramEnd"/>
-    </w:p>
-    <w:p>
-      <w:pPr>
-        <w:pStyle w:val="Code"/>
-      </w:pPr>
-      <w:r>
-        <w:t>{</w:t>
-      </w:r>
-    </w:p>
-    <w:p>
-      <w:pPr>
-        <w:pStyle w:val="Code"/>
-      </w:pPr>
-      <w:r>
-        <w:t xml:space="preserve">    public class </w:t>
-      </w:r>
-      <w:proofErr w:type="spellStart"/>
-      <w:proofErr w:type="gramStart"/>
-      <w:r>
-        <w:t>PlaySceneInstaller</w:t>
-      </w:r>
-      <w:proofErr w:type="spellEnd"/>
-      <w:r>
-        <w:t xml:space="preserve"> :</w:t>
-      </w:r>
-      <w:proofErr w:type="gramEnd"/>
-      <w:r>
-        <w:t xml:space="preserve"> </w:t>
-      </w:r>
-      <w:proofErr w:type="spellStart"/>
-      <w:r>
-        <w:t>SceneInstaller</w:t>
-      </w:r>
-      <w:proofErr w:type="spellEnd"/>
-    </w:p>
-    <w:p>
-      <w:pPr>
-        <w:pStyle w:val="Code"/>
-      </w:pPr>
-      <w:r>
-        <w:t xml:space="preserve">    {</w:t>
-      </w:r>
-    </w:p>
-    <w:p>
-      <w:pPr>
-        <w:pStyle w:val="Code"/>
-      </w:pPr>
-    </w:p>
-    <w:p>
-      <w:pPr>
-        <w:pStyle w:val="Code"/>
-      </w:pPr>
-      <w:r>
-        <w:t xml:space="preserve">        protected override void </w:t>
-      </w:r>
-      <w:proofErr w:type="spellStart"/>
-      <w:proofErr w:type="gramStart"/>
-      <w:r>
-        <w:t>BindServices</w:t>
-      </w:r>
-      <w:proofErr w:type="spellEnd"/>
-      <w:r>
-        <w:t>(</w:t>
-      </w:r>
-      <w:proofErr w:type="gramEnd"/>
-      <w:r>
-        <w:t>)</w:t>
-      </w:r>
-    </w:p>
-    <w:p>
-      <w:pPr>
-        <w:pStyle w:val="Code"/>
-      </w:pPr>
-      <w:r>
-        <w:t xml:space="preserve">        {</w:t>
-      </w:r>
-    </w:p>
-    <w:p>
-      <w:pPr>
-        <w:pStyle w:val="Code"/>
-      </w:pPr>
-      <w:r>
-        <w:t xml:space="preserve">            </w:t>
-      </w:r>
-      <w:proofErr w:type="spellStart"/>
-      <w:r>
-        <w:t>Container.Bind</w:t>
-      </w:r>
-      <w:proofErr w:type="spellEnd"/>
-      <w:r>
-        <w:t>&lt;</w:t>
-      </w:r>
-      <w:proofErr w:type="spellStart"/>
-      <w:r>
-        <w:t>TimeService</w:t>
-      </w:r>
-      <w:proofErr w:type="spellEnd"/>
-      <w:r>
-        <w:t>&gt;(</w:t>
-      </w:r>
-      <w:proofErr w:type="gramStart"/>
-      <w:r>
-        <w:t>).</w:t>
-      </w:r>
-      <w:proofErr w:type="spellStart"/>
-      <w:r>
-        <w:t>AsSingle</w:t>
-      </w:r>
-      <w:proofErr w:type="spellEnd"/>
-      <w:proofErr w:type="gramEnd"/>
-      <w:r>
-        <w:t>();</w:t>
-      </w:r>
-    </w:p>
-    <w:p>
-      <w:pPr>
-        <w:pStyle w:val="Code"/>
-      </w:pPr>
-      <w:r>
-        <w:t xml:space="preserve">            </w:t>
-      </w:r>
-      <w:proofErr w:type="spellStart"/>
-      <w:r>
-        <w:t>Container.Bind</w:t>
-      </w:r>
-      <w:proofErr w:type="spellEnd"/>
-      <w:r>
-        <w:t>&lt;</w:t>
-      </w:r>
-      <w:proofErr w:type="spellStart"/>
-      <w:r>
-        <w:t>InputService</w:t>
-      </w:r>
-      <w:proofErr w:type="spellEnd"/>
-      <w:r>
-        <w:t>&gt;(</w:t>
-      </w:r>
-      <w:proofErr w:type="gramStart"/>
-      <w:r>
-        <w:t>).</w:t>
-      </w:r>
-      <w:proofErr w:type="spellStart"/>
-      <w:r>
-        <w:t>AsSingle</w:t>
-      </w:r>
-      <w:proofErr w:type="spellEnd"/>
-      <w:proofErr w:type="gramEnd"/>
-      <w:r>
-        <w:t>();</w:t>
-      </w:r>
-    </w:p>
-    <w:p>
-      <w:pPr>
-        <w:pStyle w:val="Code"/>
-      </w:pPr>
-      <w:r>
-        <w:t xml:space="preserve">            </w:t>
-      </w:r>
-      <w:proofErr w:type="spellStart"/>
-      <w:r>
-        <w:t>Container.Bind</w:t>
-      </w:r>
-      <w:proofErr w:type="spellEnd"/>
-      <w:r>
-        <w:t>&lt;</w:t>
-      </w:r>
-      <w:proofErr w:type="spellStart"/>
-      <w:r>
-        <w:t>LevelService</w:t>
-      </w:r>
-      <w:proofErr w:type="spellEnd"/>
-      <w:r>
-        <w:t>&gt;(</w:t>
-      </w:r>
-      <w:proofErr w:type="gramStart"/>
-      <w:r>
-        <w:t>).</w:t>
-      </w:r>
-      <w:proofErr w:type="spellStart"/>
-      <w:r>
-        <w:t>AsSingle</w:t>
-      </w:r>
-      <w:proofErr w:type="spellEnd"/>
-      <w:proofErr w:type="gramEnd"/>
-      <w:r>
-        <w:t>();</w:t>
-      </w:r>
-    </w:p>
-    <w:p>
-      <w:pPr>
-        <w:pStyle w:val="Code"/>
-      </w:pPr>
-      <w:r>
-        <w:t xml:space="preserve">        }</w:t>
-      </w:r>
-    </w:p>
-    <w:p>
-      <w:pPr>
-        <w:pStyle w:val="Code"/>
-      </w:pPr>
     </w:p>
     <w:p>
       <w:pPr>
         <w:jc w:val="center"/>
-        <w:rPr>
-          <w:lang w:val="en-US"/>
-        </w:rPr>
       </w:pPr>
       <w:r>
         <w:lastRenderedPageBreak/>
@@ -14916,7 +15096,7 @@
     </w:p>
     <w:p>
       <w:pPr>
-        <w:jc w:val="both"/>
+        <w:jc w:val="center"/>
         <w:rPr>
           <w:lang w:val="en-US"/>
         </w:rPr>
@@ -14924,12 +15104,618 @@
     </w:p>
     <w:p>
       <w:pPr>
-        <w:jc w:val="both"/>
+        <w:pStyle w:val="Code"/>
+      </w:pPr>
+      <w:r>
+        <w:t>Container.BindInterfacesTo&lt;AudioSettingsLoaderSystem&gt;(</w:t>
+      </w:r>
+      <w:proofErr w:type="gramStart"/>
+      <w:r>
+        <w:t>).AsSingle</w:t>
+      </w:r>
+      <w:proofErr w:type="gramEnd"/>
+      <w:r>
+        <w:t>();</w:t>
+      </w:r>
+    </w:p>
+    <w:p>
+      <w:pPr>
+        <w:pStyle w:val="Code"/>
+      </w:pPr>
+      <w:r>
+        <w:t>Container.BindInterfacesTo&lt;LoadLevelsFromConfigSystem&gt;(</w:t>
+      </w:r>
+      <w:proofErr w:type="gramStart"/>
+      <w:r>
+        <w:t>).AsSingle</w:t>
+      </w:r>
+      <w:proofErr w:type="gramEnd"/>
+      <w:r>
+        <w:t>();   Container.BindInterfacesTo&lt;SpawnLevelFromStorageSystem&gt;().AsSingle();</w:t>
+      </w:r>
+    </w:p>
+    <w:p>
+      <w:pPr>
+        <w:pStyle w:val="Code"/>
+      </w:pPr>
+      <w:r>
+        <w:t xml:space="preserve">            </w:t>
+      </w:r>
+    </w:p>
+    <w:p>
+      <w:pPr>
+        <w:pStyle w:val="Code"/>
+      </w:pPr>
+      <w:r>
+        <w:t>Container.BindInterfacesTo&lt;TweenQueueAppendRequestDeleterSystem&gt;(</w:t>
+      </w:r>
+      <w:proofErr w:type="gramStart"/>
+      <w:r>
+        <w:t>).AsSingle</w:t>
+      </w:r>
+      <w:proofErr w:type="gramEnd"/>
+      <w:r>
+        <w:t>();</w:t>
+      </w:r>
+    </w:p>
+    <w:p>
+      <w:pPr>
+        <w:pStyle w:val="Code"/>
+      </w:pPr>
+      <w:r>
+        <w:t>Container.BindInterfacesTo&lt;LoadPlatformRequestDeleterSystem&gt;(</w:t>
+      </w:r>
+      <w:proofErr w:type="gramStart"/>
+      <w:r>
+        <w:t>).AsSingle</w:t>
+      </w:r>
+      <w:proofErr w:type="gramEnd"/>
+      <w:r>
+        <w:t>();</w:t>
+      </w:r>
+    </w:p>
+    <w:p>
+      <w:pPr>
+        <w:pStyle w:val="Code"/>
+      </w:pPr>
+      <w:r>
+        <w:t xml:space="preserve">            </w:t>
+      </w:r>
+    </w:p>
+    <w:p>
+      <w:pPr>
+        <w:pStyle w:val="Code"/>
+      </w:pPr>
+      <w:r>
+        <w:t>Container.BindInterfacesTo&lt;PositionPlatformRequestDeleterSystem&gt;(</w:t>
+      </w:r>
+      <w:proofErr w:type="gramStart"/>
+      <w:r>
+        <w:t>).AsSingle</w:t>
+      </w:r>
+      <w:proofErr w:type="gramEnd"/>
+      <w:r>
+        <w:t>();   Container.BindInterfacesTo&lt;RotatePlatformRequestDeleterSystem&gt;().AsSingle();</w:t>
+      </w:r>
+    </w:p>
+    <w:p>
+      <w:pPr>
+        <w:pStyle w:val="Code"/>
+      </w:pPr>
+      <w:r>
+        <w:t>Container.BindInterfacesTo&lt;ScalePlatformRequestDeleterSystem&gt;(</w:t>
+      </w:r>
+      <w:proofErr w:type="gramStart"/>
+      <w:r>
+        <w:t>).AsSingle</w:t>
+      </w:r>
+      <w:proofErr w:type="gramEnd"/>
+      <w:r>
+        <w:t>();</w:t>
+      </w:r>
+    </w:p>
+    <w:p>
+      <w:pPr>
+        <w:pStyle w:val="Code"/>
+      </w:pPr>
+      <w:r>
+        <w:t xml:space="preserve">            </w:t>
+      </w:r>
+    </w:p>
+    <w:p>
+      <w:pPr>
+        <w:pStyle w:val="Code"/>
+      </w:pPr>
+      <w:r>
+        <w:t>Container.BindInterfacesTo&lt;TimeServiceUpdateSystem&gt;(</w:t>
+      </w:r>
+      <w:proofErr w:type="gramStart"/>
+      <w:r>
+        <w:t>).AsSingle</w:t>
+      </w:r>
+      <w:proofErr w:type="gramEnd"/>
+      <w:r>
+        <w:t>();    Container.BindInterfacesTo&lt;InputServiceUpdateSystem&gt;().AsSingle();</w:t>
+      </w:r>
+    </w:p>
+    <w:p>
+      <w:pPr>
+        <w:pStyle w:val="Code"/>
+      </w:pPr>
+      <w:r>
+        <w:t xml:space="preserve">              Container.BindInterfacesTo&lt;JumpPerformRequestDeleterSystem&gt;(</w:t>
+      </w:r>
+      <w:proofErr w:type="gramStart"/>
+      <w:r>
+        <w:t>).AsSingle</w:t>
+      </w:r>
+      <w:proofErr w:type="gramEnd"/>
+      <w:r>
+        <w:t>();</w:t>
+      </w:r>
+    </w:p>
+    <w:p>
+      <w:pPr>
+        <w:pStyle w:val="Code"/>
+      </w:pPr>
+      <w:r>
+        <w:t>Container.BindInterfacesTo&lt;DashPerformRequestDeleterSystem&gt;(</w:t>
+      </w:r>
+      <w:proofErr w:type="gramStart"/>
+      <w:r>
+        <w:t>).AsSingle</w:t>
+      </w:r>
+      <w:proofErr w:type="gramEnd"/>
+      <w:r>
+        <w:t>();  Container.BindInterfacesTo&lt;PlayJumpAnimationRequestDeleterSystem&gt;().AsSingle();</w:t>
+      </w:r>
+    </w:p>
+    <w:p>
+      <w:pPr>
+        <w:pStyle w:val="Code"/>
+      </w:pPr>
+      <w:r>
+        <w:t>Container.BindInterfacesTo&lt;PlayDashAnimationRequestDeleterSystem&gt;(</w:t>
+      </w:r>
+      <w:proofErr w:type="gramStart"/>
+      <w:r>
+        <w:t>).AsSingle</w:t>
+      </w:r>
+      <w:proofErr w:type="gramEnd"/>
+      <w:r>
+        <w:t>();</w:t>
+      </w:r>
+    </w:p>
+    <w:p>
+      <w:pPr>
+        <w:pStyle w:val="Code"/>
+      </w:pPr>
+      <w:r>
+        <w:t xml:space="preserve">               Container.BindInterfacesTo&lt;JumpRequestSenderOnInputSystem&gt;(</w:t>
+      </w:r>
+      <w:proofErr w:type="gramStart"/>
+      <w:r>
+        <w:t>).AsSingle</w:t>
+      </w:r>
+      <w:proofErr w:type="gramEnd"/>
+      <w:r>
+        <w:t>();</w:t>
+      </w:r>
+    </w:p>
+    <w:p>
+      <w:pPr>
+        <w:pStyle w:val="Code"/>
+      </w:pPr>
+      <w:r>
+        <w:t>Container.BindInterfacesTo&lt;DashRequestSenderOnInputSystem&gt;(</w:t>
+      </w:r>
+      <w:proofErr w:type="gramStart"/>
+      <w:r>
+        <w:t>).AsSingle</w:t>
+      </w:r>
+      <w:proofErr w:type="gramEnd"/>
+      <w:r>
+        <w:t>();</w:t>
+      </w:r>
+    </w:p>
+    <w:p>
+      <w:pPr>
+        <w:pStyle w:val="Code"/>
+      </w:pPr>
+      <w:r>
+        <w:t>Container.BindInterfacesTo&lt;PositionPlatformRequestSenderOnInputSystem&gt;(</w:t>
+      </w:r>
+      <w:proofErr w:type="gramStart"/>
+      <w:r>
+        <w:t>).AsSingle</w:t>
+      </w:r>
+      <w:proofErr w:type="gramEnd"/>
+      <w:r>
+        <w:t>();</w:t>
+      </w:r>
+    </w:p>
+    <w:p>
+      <w:pPr>
+        <w:pStyle w:val="Code"/>
+      </w:pPr>
+      <w:r>
+        <w:t>Container.BindInterfacesTo&lt;RotatePlatformRequestSenderOnInputSystem&gt;(</w:t>
+      </w:r>
+      <w:proofErr w:type="gramStart"/>
+      <w:r>
+        <w:t>).AsSingle</w:t>
+      </w:r>
+      <w:proofErr w:type="gramEnd"/>
+      <w:r>
+        <w:t>();</w:t>
+      </w:r>
+    </w:p>
+    <w:p>
+      <w:pPr>
+        <w:pStyle w:val="Code"/>
+      </w:pPr>
+      <w:r>
+        <w:t>Container.BindInterfacesTo&lt;ScalePlatformRequestSenderOnInputSystem&gt;(</w:t>
+      </w:r>
+      <w:proofErr w:type="gramStart"/>
+      <w:r>
+        <w:t>).AsSingle</w:t>
+      </w:r>
+      <w:proofErr w:type="gramEnd"/>
+      <w:r>
+        <w:t>();</w:t>
+      </w:r>
+    </w:p>
+    <w:p>
+      <w:pPr>
+        <w:pStyle w:val="Code"/>
+        <w:rPr>
+          <w:rFonts w:ascii="Times New Roman" w:hAnsi="Times New Roman" w:cstheme="minorBidi"/>
+          <w:sz w:val="28"/>
+          <w:szCs w:val="22"/>
+          <w:lang w:val="ru-RU"/>
+        </w:rPr>
+      </w:pPr>
+    </w:p>
+    <w:p>
+      <w:pPr>
+        <w:pStyle w:val="Code"/>
+      </w:pPr>
+      <w:r>
+        <w:t>Container.BindInterfacesTo&lt;WalkPerformOnListenInputSystem&gt;(</w:t>
+      </w:r>
+      <w:proofErr w:type="gramStart"/>
+      <w:r>
+        <w:t>).AsSingle</w:t>
+      </w:r>
+      <w:proofErr w:type="gramEnd"/>
+      <w:r>
+        <w:t>();     Container.BindInterfacesTo&lt;JumpPerformOnRequestSystem&gt;().AsSingle();</w:t>
+      </w:r>
+    </w:p>
+    <w:p>
+      <w:pPr>
+        <w:pStyle w:val="Code"/>
+      </w:pPr>
+    </w:p>
+    <w:p>
+      <w:pPr>
+        <w:pStyle w:val="Code"/>
+      </w:pPr>
+    </w:p>
+    <w:p>
+      <w:pPr>
+        <w:jc w:val="center"/>
+      </w:pPr>
+      <w:r>
+        <w:lastRenderedPageBreak/>
+        <w:t>Продолжение</w:t>
+      </w:r>
+      <w:r>
         <w:rPr>
           <w:lang w:val="en-US"/>
         </w:rPr>
-      </w:pPr>
-      <w:r>
+        <w:t xml:space="preserve"> </w:t>
+      </w:r>
+      <w:r>
+        <w:t>приложения</w:t>
+      </w:r>
+      <w:r>
+        <w:rPr>
+          <w:lang w:val="en-US"/>
+        </w:rPr>
+        <w:t xml:space="preserve"> </w:t>
+      </w:r>
+      <w:r>
+        <w:t>Г</w:t>
+      </w:r>
+    </w:p>
+    <w:p>
+      <w:pPr>
+        <w:jc w:val="center"/>
+        <w:rPr>
+          <w:lang w:val="en-US"/>
+        </w:rPr>
+      </w:pPr>
+    </w:p>
+    <w:p>
+      <w:pPr>
+        <w:pStyle w:val="Code"/>
+      </w:pPr>
+      <w:r>
+        <w:t>Container.BindInterfacesTo&lt;DashPerformOnRequestSystem&gt;(</w:t>
+      </w:r>
+      <w:proofErr w:type="gramStart"/>
+      <w:r>
+        <w:t>).AsSingle</w:t>
+      </w:r>
+      <w:proofErr w:type="gramEnd"/>
+      <w:r>
+        <w:t>();</w:t>
+      </w:r>
+    </w:p>
+    <w:p>
+      <w:pPr>
+        <w:pStyle w:val="Code"/>
+      </w:pPr>
+      <w:r>
+        <w:t xml:space="preserve">               Container.BindInterfacesTo&lt;JumpBlockGroundCheckUpdateSystem&gt;(</w:t>
+      </w:r>
+      <w:proofErr w:type="gramStart"/>
+      <w:r>
+        <w:t>).AsSingle</w:t>
+      </w:r>
+      <w:proofErr w:type="gramEnd"/>
+      <w:r>
+        <w:t>();</w:t>
+      </w:r>
+    </w:p>
+    <w:p>
+      <w:pPr>
+        <w:pStyle w:val="Code"/>
+      </w:pPr>
+    </w:p>
+    <w:p>
+      <w:pPr>
+        <w:pStyle w:val="Code"/>
+      </w:pPr>
+      <w:r>
+        <w:t>Container.BindInterfacesTo&lt;WalkDampingUpdateSystem&gt;(</w:t>
+      </w:r>
+      <w:proofErr w:type="gramStart"/>
+      <w:r>
+        <w:t>).AsSingle</w:t>
+      </w:r>
+      <w:proofErr w:type="gramEnd"/>
+      <w:r>
+        <w:t>();</w:t>
+      </w:r>
+    </w:p>
+    <w:p>
+      <w:pPr>
+        <w:pStyle w:val="Code"/>
+      </w:pPr>
+      <w:r>
+        <w:t>Container.BindInterfacesTo&lt;DashDampingUpdateSystem&gt;(</w:t>
+      </w:r>
+      <w:proofErr w:type="gramStart"/>
+      <w:r>
+        <w:t>).AsSingle</w:t>
+      </w:r>
+      <w:proofErr w:type="gramEnd"/>
+      <w:r>
+        <w:t>();    Container.BindInterfacesTo&lt;RigidbodyVelocityApplySystem&gt;().AsSingle();</w:t>
+      </w:r>
+    </w:p>
+    <w:p>
+      <w:pPr>
+        <w:pStyle w:val="Code"/>
+      </w:pPr>
+      <w:r>
+        <w:t xml:space="preserve">                 Container.BindInterfacesTo&lt;PlayerDashAnimationTriggerSystem&gt;(</w:t>
+      </w:r>
+      <w:proofErr w:type="gramStart"/>
+      <w:r>
+        <w:t>).AsSingle</w:t>
+      </w:r>
+      <w:proofErr w:type="gramEnd"/>
+      <w:r>
+        <w:t>();   Container.BindInterfacesTo&lt;PlayerFallAnimationUpdateSystem&gt;().AsSingle();</w:t>
+      </w:r>
+    </w:p>
+    <w:p>
+      <w:pPr>
+        <w:pStyle w:val="Code"/>
+      </w:pPr>
+      <w:r>
+        <w:t>Container.BindInterfacesTo&lt;PlayerJumpAnimationTriggerSystem&gt;(</w:t>
+      </w:r>
+      <w:proofErr w:type="gramStart"/>
+      <w:r>
+        <w:t>).AsSingle</w:t>
+      </w:r>
+      <w:proofErr w:type="gramEnd"/>
+      <w:r>
+        <w:t>();      Container.BindInterfacesTo&lt;PlayerWalkAnimationUpdateSystem&gt;().AsSingle();</w:t>
+      </w:r>
+    </w:p>
+    <w:p>
+      <w:pPr>
+        <w:pStyle w:val="Code"/>
+      </w:pPr>
+      <w:r>
+        <w:t xml:space="preserve">                  </w:t>
+      </w:r>
+      <w:proofErr w:type="spellStart"/>
+      <w:r>
+        <w:t>Container.BindInterfacesTo</w:t>
+      </w:r>
+      <w:proofErr w:type="spellEnd"/>
+      <w:r>
+        <w:t>&lt;</w:t>
+      </w:r>
+      <w:proofErr w:type="spellStart"/>
+      <w:r>
+        <w:t>FlipObjectOnWalkSystem</w:t>
+      </w:r>
+      <w:proofErr w:type="spellEnd"/>
+      <w:r>
+        <w:t>&gt;(</w:t>
+      </w:r>
+      <w:proofErr w:type="gramStart"/>
+      <w:r>
+        <w:t>).</w:t>
+      </w:r>
+      <w:proofErr w:type="spellStart"/>
+      <w:r>
+        <w:t>AsSingle</w:t>
+      </w:r>
+      <w:proofErr w:type="spellEnd"/>
+      <w:proofErr w:type="gramEnd"/>
+      <w:r>
+        <w:t>();</w:t>
+      </w:r>
+    </w:p>
+    <w:p>
+      <w:pPr>
+        <w:pStyle w:val="Code"/>
+      </w:pPr>
+    </w:p>
+    <w:p>
+      <w:pPr>
+        <w:pStyle w:val="Code"/>
+      </w:pPr>
+      <w:proofErr w:type="spellStart"/>
+      <w:r>
+        <w:t>Container.BindInterfacesTo</w:t>
+      </w:r>
+      <w:proofErr w:type="spellEnd"/>
+      <w:r>
+        <w:t>&lt;</w:t>
+      </w:r>
+      <w:proofErr w:type="spellStart"/>
+      <w:r>
+        <w:t>ApplyGroundSnapSystem</w:t>
+      </w:r>
+      <w:proofErr w:type="spellEnd"/>
+      <w:r>
+        <w:t>&gt;(</w:t>
+      </w:r>
+      <w:proofErr w:type="gramStart"/>
+      <w:r>
+        <w:t>).</w:t>
+      </w:r>
+      <w:proofErr w:type="spellStart"/>
+      <w:r>
+        <w:t>AsSingle</w:t>
+      </w:r>
+      <w:proofErr w:type="spellEnd"/>
+      <w:proofErr w:type="gramEnd"/>
+      <w:r>
+        <w:t>();    Container.BindInterfacesTo&lt;GroundCheckTimeBlockUpdateSystem&gt;().AsSingle();     Container.BindInterfacesTo&lt;GroundCheckStatusUpdateSystem&gt;().AsSingle();      Container.BindInterfacesTo&lt;JumpResetCurrentCountOnGroundCheckSystem&gt;().AsSingle();</w:t>
+      </w:r>
+    </w:p>
+    <w:p>
+      <w:pPr>
+        <w:pStyle w:val="Code"/>
+      </w:pPr>
+      <w:r>
+        <w:t>Container.BindInterfacesTo&lt;DashResetCurrentCountOnGroundCheckSystem&gt;(</w:t>
+      </w:r>
+      <w:proofErr w:type="gramStart"/>
+      <w:r>
+        <w:t>).AsSingle</w:t>
+      </w:r>
+      <w:proofErr w:type="gramEnd"/>
+      <w:r>
+        <w:t>();</w:t>
+      </w:r>
+    </w:p>
+    <w:p>
+      <w:pPr>
+        <w:pStyle w:val="Code"/>
+      </w:pPr>
+      <w:r>
+        <w:t xml:space="preserve">                 Container.BindInterfacesTo&lt;SendDestroyLoadedLevelRequestOnInstantiateLevelRequestSystem&gt;(</w:t>
+      </w:r>
+      <w:proofErr w:type="gramStart"/>
+      <w:r>
+        <w:t>).AsSingle</w:t>
+      </w:r>
+      <w:proofErr w:type="gramEnd"/>
+      <w:r>
+        <w:t>();     Container.BindInterfacesTo&lt;DestroyLoadedLevelOnRequestSystem&gt;().AsSingle();</w:t>
+      </w:r>
+    </w:p>
+    <w:p>
+      <w:pPr>
+        <w:pStyle w:val="Code"/>
+      </w:pPr>
+      <w:r>
+        <w:t xml:space="preserve">                Container.BindInterfacesTo&lt;InstantiateLevelOnRequestSystem&gt;(</w:t>
+      </w:r>
+      <w:proofErr w:type="gramStart"/>
+      <w:r>
+        <w:t>).AsSingle</w:t>
+      </w:r>
+      <w:proofErr w:type="gramEnd"/>
+      <w:r>
+        <w:t>();</w:t>
+      </w:r>
+    </w:p>
+    <w:p>
+      <w:pPr>
+        <w:pStyle w:val="Code"/>
+      </w:pPr>
+      <w:r>
+        <w:t>Container.BindInterfacesTo&lt;LoadLevelOnRequestSystem&gt;(</w:t>
+      </w:r>
+      <w:proofErr w:type="gramStart"/>
+      <w:r>
+        <w:t>).AsSingle</w:t>
+      </w:r>
+      <w:proofErr w:type="gramEnd"/>
+      <w:r>
+        <w:t>();</w:t>
+      </w:r>
+    </w:p>
+    <w:p>
+      <w:pPr>
+        <w:pStyle w:val="Code"/>
+      </w:pPr>
+    </w:p>
+    <w:p>
+      <w:pPr>
+        <w:pStyle w:val="Code"/>
+      </w:pPr>
+      <w:r>
+        <w:t>Container.BindInterfacesTo&lt;MovePlayerToLevelSpawnPointOnInstantiateLevelRequestSystem&gt;(</w:t>
+      </w:r>
+      <w:proofErr w:type="gramStart"/>
+      <w:r>
+        <w:t>).AsSingle</w:t>
+      </w:r>
+      <w:proofErr w:type="gramEnd"/>
+      <w:r>
+        <w:t>();        Container.BindInterfacesTo&lt;MoveToLevelSpawnPointOnRequestSystem&gt;().AsSingle();</w:t>
+      </w:r>
+    </w:p>
+    <w:p>
+      <w:pPr>
+        <w:pStyle w:val="Code"/>
+      </w:pPr>
+    </w:p>
+    <w:p>
+      <w:pPr>
+        <w:pStyle w:val="Code"/>
+      </w:pPr>
+    </w:p>
+    <w:p>
+      <w:pPr>
+        <w:jc w:val="center"/>
+      </w:pPr>
+      <w:r>
+        <w:lastRenderedPageBreak/>
         <w:t>Продолжение</w:t>
       </w:r>
       <w:r>
@@ -14939,7 +15725,7 @@
         <w:t xml:space="preserve"> </w:t>
       </w:r>
       <w:r>
-        <w:t>листинга</w:t>
+        <w:t>приложения</w:t>
       </w:r>
       <w:r>
         <w:rPr>
@@ -14950,663 +15736,21 @@
       <w:r>
         <w:t>Г</w:t>
       </w:r>
-      <w:r>
+    </w:p>
+    <w:p>
+      <w:pPr>
+        <w:jc w:val="center"/>
         <w:rPr>
           <w:lang w:val="en-US"/>
         </w:rPr>
-        <w:t>.3</w:t>
-      </w:r>
-    </w:p>
-    <w:p>
-      <w:pPr>
-        <w:pStyle w:val="Code"/>
-      </w:pPr>
-      <w:r>
-        <w:t xml:space="preserve">        protected override void </w:t>
-      </w:r>
-      <w:proofErr w:type="spellStart"/>
-      <w:proofErr w:type="gramStart"/>
-      <w:r>
-        <w:t>BindSystems</w:t>
-      </w:r>
-      <w:proofErr w:type="spellEnd"/>
-      <w:r>
-        <w:t>(</w:t>
-      </w:r>
-      <w:proofErr w:type="gramEnd"/>
-      <w:r>
-        <w:t>)</w:t>
-      </w:r>
-    </w:p>
-    <w:p>
-      <w:pPr>
-        <w:pStyle w:val="Code"/>
-      </w:pPr>
-      <w:r>
-        <w:t xml:space="preserve">        {</w:t>
-      </w:r>
-    </w:p>
-    <w:p>
-      <w:pPr>
-        <w:pStyle w:val="Code"/>
-      </w:pPr>
-      <w:r>
-        <w:t xml:space="preserve">            Container.BindInterfacesTo&lt;PlayerMovementConfigSetupSystem&gt;(</w:t>
-      </w:r>
-      <w:proofErr w:type="gramStart"/>
-      <w:r>
-        <w:t>).AsSingle</w:t>
-      </w:r>
-      <w:proofErr w:type="gramEnd"/>
-      <w:r>
-        <w:t>();</w:t>
-      </w:r>
-    </w:p>
-    <w:p>
-      <w:pPr>
-        <w:pStyle w:val="Code"/>
-      </w:pPr>
-      <w:r>
-        <w:t>Container.BindInterfacesTo&lt;AudioSettingsLoaderSystem&gt;(</w:t>
-      </w:r>
-      <w:proofErr w:type="gramStart"/>
-      <w:r>
-        <w:t>).AsSingle</w:t>
-      </w:r>
-      <w:proofErr w:type="gramEnd"/>
-      <w:r>
-        <w:t>();</w:t>
-      </w:r>
-    </w:p>
-    <w:p>
-      <w:pPr>
-        <w:pStyle w:val="Code"/>
-      </w:pPr>
-      <w:r>
-        <w:t>Container.BindInterfacesTo&lt;LoadLevelsFromConfigSystem&gt;(</w:t>
-      </w:r>
-      <w:proofErr w:type="gramStart"/>
-      <w:r>
-        <w:t>).AsSingle</w:t>
-      </w:r>
-      <w:proofErr w:type="gramEnd"/>
-      <w:r>
-        <w:t>();   Container.BindInterfacesTo&lt;SpawnLevelFromStorageSystem&gt;().AsSingle();</w:t>
-      </w:r>
-    </w:p>
-    <w:p>
-      <w:pPr>
-        <w:pStyle w:val="Code"/>
-      </w:pPr>
-      <w:r>
-        <w:t xml:space="preserve">            </w:t>
-      </w:r>
-    </w:p>
-    <w:p>
-      <w:pPr>
-        <w:pStyle w:val="Code"/>
-      </w:pPr>
-      <w:r>
-        <w:t>Container.BindInterfacesTo&lt;TweenQueueAppendRequestDeleterSystem&gt;(</w:t>
-      </w:r>
-      <w:proofErr w:type="gramStart"/>
-      <w:r>
-        <w:t>).AsSingle</w:t>
-      </w:r>
-      <w:proofErr w:type="gramEnd"/>
-      <w:r>
-        <w:t>();</w:t>
-      </w:r>
-    </w:p>
-    <w:p>
-      <w:pPr>
-        <w:pStyle w:val="Code"/>
-      </w:pPr>
-      <w:r>
-        <w:t>Container.BindInterfacesTo&lt;LoadPlatformRequestDeleterSystem&gt;(</w:t>
-      </w:r>
-      <w:proofErr w:type="gramStart"/>
-      <w:r>
-        <w:t>).AsSingle</w:t>
-      </w:r>
-      <w:proofErr w:type="gramEnd"/>
-      <w:r>
-        <w:t>();</w:t>
-      </w:r>
-    </w:p>
-    <w:p>
-      <w:pPr>
-        <w:pStyle w:val="Code"/>
-      </w:pPr>
-      <w:r>
-        <w:t xml:space="preserve">            </w:t>
-      </w:r>
-    </w:p>
-    <w:p>
-      <w:pPr>
-        <w:pStyle w:val="Code"/>
-      </w:pPr>
-      <w:r>
-        <w:t>Container.BindInterfacesTo&lt;PositionPlatformRequestDeleterSystem&gt;(</w:t>
-      </w:r>
-      <w:proofErr w:type="gramStart"/>
-      <w:r>
-        <w:t>).AsSingle</w:t>
-      </w:r>
-      <w:proofErr w:type="gramEnd"/>
-      <w:r>
-        <w:t>();   Container.BindInterfacesTo&lt;RotatePlatformRequestDeleterSystem&gt;().AsSingle();</w:t>
-      </w:r>
-    </w:p>
-    <w:p>
-      <w:pPr>
-        <w:pStyle w:val="Code"/>
-      </w:pPr>
-      <w:r>
-        <w:t>Container.BindInterfacesTo&lt;ScalePlatformRequestDeleterSystem&gt;(</w:t>
-      </w:r>
-      <w:proofErr w:type="gramStart"/>
-      <w:r>
-        <w:t>).AsSingle</w:t>
-      </w:r>
-      <w:proofErr w:type="gramEnd"/>
-      <w:r>
-        <w:t>();</w:t>
-      </w:r>
-    </w:p>
-    <w:p>
-      <w:pPr>
-        <w:pStyle w:val="Code"/>
-      </w:pPr>
-      <w:r>
-        <w:t xml:space="preserve">            </w:t>
-      </w:r>
-    </w:p>
-    <w:p>
-      <w:pPr>
-        <w:pStyle w:val="Code"/>
-      </w:pPr>
-      <w:r>
-        <w:t>Container.BindInterfacesTo&lt;TimeServiceUpdateSystem&gt;(</w:t>
-      </w:r>
-      <w:proofErr w:type="gramStart"/>
-      <w:r>
-        <w:t>).AsSingle</w:t>
-      </w:r>
-      <w:proofErr w:type="gramEnd"/>
-      <w:r>
-        <w:t>();    Container.BindInterfacesTo&lt;InputServiceUpdateSystem&gt;().AsSingle();</w:t>
-      </w:r>
-    </w:p>
-    <w:p>
-      <w:pPr>
-        <w:pStyle w:val="Code"/>
-      </w:pPr>
-      <w:r>
-        <w:t xml:space="preserve">              Container.BindInterfacesTo&lt;JumpPerformRequestDeleterSystem&gt;(</w:t>
-      </w:r>
-      <w:proofErr w:type="gramStart"/>
-      <w:r>
-        <w:t>).AsSingle</w:t>
-      </w:r>
-      <w:proofErr w:type="gramEnd"/>
-      <w:r>
-        <w:t>();</w:t>
-      </w:r>
-    </w:p>
-    <w:p>
-      <w:pPr>
-        <w:pStyle w:val="Code"/>
-      </w:pPr>
-      <w:r>
-        <w:t>Container.BindInterfacesTo&lt;DashPerformRequestDeleterSystem&gt;(</w:t>
-      </w:r>
-      <w:proofErr w:type="gramStart"/>
-      <w:r>
-        <w:t>).AsSingle</w:t>
-      </w:r>
-      <w:proofErr w:type="gramEnd"/>
-      <w:r>
-        <w:t>();  Container.BindInterfacesTo&lt;PlayJumpAnimationRequestDeleterSystem&gt;().AsSingle();</w:t>
-      </w:r>
-    </w:p>
-    <w:p>
-      <w:pPr>
-        <w:pStyle w:val="Code"/>
-      </w:pPr>
-      <w:r>
-        <w:t>Container.BindInterfacesTo&lt;PlayDashAnimationRequestDeleterSystem&gt;(</w:t>
-      </w:r>
-      <w:proofErr w:type="gramStart"/>
-      <w:r>
-        <w:t>).AsSingle</w:t>
-      </w:r>
-      <w:proofErr w:type="gramEnd"/>
-      <w:r>
-        <w:t>();</w:t>
-      </w:r>
-    </w:p>
-    <w:p>
-      <w:pPr>
-        <w:pStyle w:val="Code"/>
-      </w:pPr>
-      <w:r>
-        <w:t xml:space="preserve">               Container.BindInterfacesTo&lt;JumpRequestSenderOnInputSystem&gt;(</w:t>
-      </w:r>
-      <w:proofErr w:type="gramStart"/>
-      <w:r>
-        <w:t>).AsSingle</w:t>
-      </w:r>
-      <w:proofErr w:type="gramEnd"/>
-      <w:r>
-        <w:t>();</w:t>
-      </w:r>
-    </w:p>
-    <w:p>
-      <w:pPr>
-        <w:pStyle w:val="Code"/>
-      </w:pPr>
-      <w:r>
-        <w:t>Container.BindInterfacesTo&lt;DashRequestSenderOnInputSystem&gt;(</w:t>
-      </w:r>
-      <w:proofErr w:type="gramStart"/>
-      <w:r>
-        <w:t>).AsSingle</w:t>
-      </w:r>
-      <w:proofErr w:type="gramEnd"/>
-      <w:r>
-        <w:t>();</w:t>
-      </w:r>
-    </w:p>
-    <w:p>
-      <w:pPr>
-        <w:pStyle w:val="Code"/>
-      </w:pPr>
-      <w:r>
-        <w:t>Container.BindInterfacesTo&lt;PositionPlatformRequestSenderOnInputSystem&gt;(</w:t>
-      </w:r>
-      <w:proofErr w:type="gramStart"/>
-      <w:r>
-        <w:t>).AsSingle</w:t>
-      </w:r>
-      <w:proofErr w:type="gramEnd"/>
-      <w:r>
-        <w:t>();</w:t>
-      </w:r>
-    </w:p>
-    <w:p>
-      <w:pPr>
-        <w:pStyle w:val="Code"/>
-      </w:pPr>
-      <w:r>
-        <w:t>Container.BindInterfacesTo&lt;RotatePlatformRequestSenderOnInputSystem&gt;(</w:t>
-      </w:r>
-      <w:proofErr w:type="gramStart"/>
-      <w:r>
-        <w:t>).AsSingle</w:t>
-      </w:r>
-      <w:proofErr w:type="gramEnd"/>
-      <w:r>
-        <w:t>();</w:t>
-      </w:r>
-    </w:p>
-    <w:p>
-      <w:pPr>
-        <w:pStyle w:val="Code"/>
-      </w:pPr>
-      <w:r>
-        <w:t>Container.BindInterfacesTo&lt;ScalePlatformRequestSenderOnInputSystem&gt;(</w:t>
-      </w:r>
-      <w:proofErr w:type="gramStart"/>
-      <w:r>
-        <w:t>).AsSingle</w:t>
-      </w:r>
-      <w:proofErr w:type="gramEnd"/>
-      <w:r>
-        <w:t>();</w:t>
-      </w:r>
-    </w:p>
-    <w:p>
-      <w:pPr>
-        <w:pStyle w:val="Code"/>
-      </w:pPr>
-    </w:p>
-    <w:p>
-      <w:pPr>
-        <w:jc w:val="center"/>
-      </w:pPr>
-      <w:r>
-        <w:lastRenderedPageBreak/>
-        <w:t>Продолжение приложения Г</w:t>
-      </w:r>
-    </w:p>
-    <w:p>
-      <w:pPr>
-        <w:jc w:val="both"/>
-      </w:pPr>
-    </w:p>
-    <w:p>
-      <w:pPr>
-        <w:jc w:val="both"/>
-      </w:pPr>
-      <w:r>
-        <w:t>Продолжение листинга Г.3</w:t>
-      </w:r>
-    </w:p>
-    <w:p>
-      <w:pPr>
-        <w:pStyle w:val="Code"/>
-      </w:pPr>
-      <w:r>
-        <w:t>Container.BindInterfacesTo&lt;WalkPerformOnListenInputSystem&gt;(</w:t>
-      </w:r>
-      <w:proofErr w:type="gramStart"/>
-      <w:r>
-        <w:t>).AsSingle</w:t>
-      </w:r>
-      <w:proofErr w:type="gramEnd"/>
-      <w:r>
-        <w:t>();     Container.BindInterfacesTo&lt;JumpPerformOnRequestSystem&gt;().AsSingle();</w:t>
-      </w:r>
-    </w:p>
-    <w:p>
-      <w:pPr>
-        <w:pStyle w:val="Code"/>
-      </w:pPr>
-      <w:r>
-        <w:t xml:space="preserve">            Container.BindInterfacesTo&lt;DashPerformOnRequestSystem&gt;(</w:t>
-      </w:r>
-      <w:proofErr w:type="gramStart"/>
-      <w:r>
-        <w:t>).AsSingle</w:t>
-      </w:r>
-      <w:proofErr w:type="gramEnd"/>
-      <w:r>
-        <w:t>();</w:t>
-      </w:r>
-    </w:p>
-    <w:p>
-      <w:pPr>
-        <w:pStyle w:val="Code"/>
-      </w:pPr>
-      <w:r>
-        <w:t xml:space="preserve">               Container.BindInterfacesTo&lt;JumpBlockGroundCheckUpdateSystem&gt;(</w:t>
-      </w:r>
-      <w:proofErr w:type="gramStart"/>
-      <w:r>
-        <w:t>).AsSingle</w:t>
-      </w:r>
-      <w:proofErr w:type="gramEnd"/>
-      <w:r>
-        <w:t>();</w:t>
-      </w:r>
-    </w:p>
-    <w:p>
-      <w:pPr>
-        <w:pStyle w:val="Code"/>
-      </w:pPr>
-    </w:p>
-    <w:p>
-      <w:pPr>
-        <w:pStyle w:val="Code"/>
-      </w:pPr>
-      <w:r>
-        <w:t>Container.BindInterfacesTo&lt;WalkDampingUpdateSystem&gt;(</w:t>
-      </w:r>
-      <w:proofErr w:type="gramStart"/>
-      <w:r>
-        <w:t>).AsSingle</w:t>
-      </w:r>
-      <w:proofErr w:type="gramEnd"/>
-      <w:r>
-        <w:t>();</w:t>
-      </w:r>
-    </w:p>
-    <w:p>
-      <w:pPr>
-        <w:pStyle w:val="Code"/>
-      </w:pPr>
-      <w:r>
-        <w:t>Container.BindInterfacesTo&lt;DashDampingUpdateSystem&gt;(</w:t>
-      </w:r>
-      <w:proofErr w:type="gramStart"/>
-      <w:r>
-        <w:t>).AsSingle</w:t>
-      </w:r>
-      <w:proofErr w:type="gramEnd"/>
-      <w:r>
-        <w:t>();    Container.BindInterfacesTo&lt;RigidbodyVelocityApplySystem&gt;().AsSingle();</w:t>
-      </w:r>
-    </w:p>
-    <w:p>
-      <w:pPr>
-        <w:pStyle w:val="Code"/>
-      </w:pPr>
-      <w:r>
-        <w:t xml:space="preserve">                 Container.BindInterfacesTo&lt;PlayerDashAnimationTriggerSystem&gt;(</w:t>
-      </w:r>
-      <w:proofErr w:type="gramStart"/>
-      <w:r>
-        <w:t>).AsSingle</w:t>
-      </w:r>
-      <w:proofErr w:type="gramEnd"/>
-      <w:r>
-        <w:t>();   Container.BindInterfacesTo&lt;PlayerFallAnimationUpdateSystem&gt;().AsSingle();</w:t>
-      </w:r>
-    </w:p>
-    <w:p>
-      <w:pPr>
-        <w:pStyle w:val="Code"/>
-      </w:pPr>
-      <w:r>
-        <w:t>Container.BindInterfacesTo&lt;PlayerJumpAnimationTriggerSystem&gt;(</w:t>
-      </w:r>
-      <w:proofErr w:type="gramStart"/>
-      <w:r>
-        <w:t>).AsSingle</w:t>
-      </w:r>
-      <w:proofErr w:type="gramEnd"/>
-      <w:r>
-        <w:t>();      Container.BindInterfacesTo&lt;PlayerWalkAnimationUpdateSystem&gt;().AsSingle();</w:t>
-      </w:r>
-    </w:p>
-    <w:p>
-      <w:pPr>
-        <w:pStyle w:val="Code"/>
-      </w:pPr>
-      <w:r>
-        <w:t xml:space="preserve">                  </w:t>
-      </w:r>
-      <w:proofErr w:type="spellStart"/>
-      <w:r>
-        <w:t>Container.BindInterfacesTo</w:t>
-      </w:r>
-      <w:proofErr w:type="spellEnd"/>
-      <w:r>
-        <w:t>&lt;</w:t>
-      </w:r>
-      <w:proofErr w:type="spellStart"/>
-      <w:r>
-        <w:t>FlipObjectOnWalkSystem</w:t>
-      </w:r>
-      <w:proofErr w:type="spellEnd"/>
-      <w:r>
-        <w:t>&gt;(</w:t>
-      </w:r>
-      <w:proofErr w:type="gramStart"/>
-      <w:r>
-        <w:t>).</w:t>
-      </w:r>
-      <w:proofErr w:type="spellStart"/>
-      <w:r>
-        <w:t>AsSingle</w:t>
-      </w:r>
-      <w:proofErr w:type="spellEnd"/>
-      <w:proofErr w:type="gramEnd"/>
-      <w:r>
-        <w:t>();</w:t>
-      </w:r>
-    </w:p>
-    <w:p>
-      <w:pPr>
-        <w:pStyle w:val="Code"/>
-      </w:pPr>
-    </w:p>
-    <w:p>
-      <w:pPr>
-        <w:pStyle w:val="Code"/>
-      </w:pPr>
-      <w:proofErr w:type="spellStart"/>
-      <w:r>
-        <w:t>Container.BindInterfacesTo</w:t>
-      </w:r>
-      <w:proofErr w:type="spellEnd"/>
-      <w:r>
-        <w:t>&lt;</w:t>
-      </w:r>
-      <w:proofErr w:type="spellStart"/>
-      <w:r>
-        <w:t>ApplyGroundSnapSystem</w:t>
-      </w:r>
-      <w:proofErr w:type="spellEnd"/>
-      <w:r>
-        <w:t>&gt;(</w:t>
-      </w:r>
-      <w:proofErr w:type="gramStart"/>
-      <w:r>
-        <w:t>).</w:t>
-      </w:r>
-      <w:proofErr w:type="spellStart"/>
-      <w:r>
-        <w:t>AsSingle</w:t>
-      </w:r>
-      <w:proofErr w:type="spellEnd"/>
-      <w:proofErr w:type="gramEnd"/>
-      <w:r>
-        <w:t>();    Container.BindInterfacesTo&lt;GroundCheckTimeBlockUpdateSystem&gt;().AsSingle();     Container.BindInterfacesTo&lt;GroundCheckStatusUpdateSystem&gt;().AsSingle();      Container.BindInterfacesTo&lt;JumpResetCurrentCountOnGroundCheckSystem&gt;().AsSingle();</w:t>
-      </w:r>
-    </w:p>
-    <w:p>
-      <w:pPr>
-        <w:pStyle w:val="Code"/>
-      </w:pPr>
-      <w:r>
-        <w:t>Container.BindInterfacesTo&lt;DashResetCurrentCountOnGroundCheckSystem&gt;(</w:t>
-      </w:r>
-      <w:proofErr w:type="gramStart"/>
-      <w:r>
-        <w:t>).AsSingle</w:t>
-      </w:r>
-      <w:proofErr w:type="gramEnd"/>
-      <w:r>
-        <w:t>();</w:t>
-      </w:r>
-    </w:p>
-    <w:p>
-      <w:pPr>
-        <w:pStyle w:val="Code"/>
-      </w:pPr>
-      <w:r>
-        <w:t xml:space="preserve">                 Container.BindInterfacesTo&lt;SendDestroyLoadedLevelRequestOnInstantiateLevelRequestSystem&gt;(</w:t>
-      </w:r>
-      <w:proofErr w:type="gramStart"/>
-      <w:r>
-        <w:t>).AsSingle</w:t>
-      </w:r>
-      <w:proofErr w:type="gramEnd"/>
-      <w:r>
-        <w:t>();     Container.BindInterfacesTo&lt;DestroyLoadedLevelOnRequestSystem&gt;().AsSingle();</w:t>
-      </w:r>
-    </w:p>
-    <w:p>
-      <w:pPr>
-        <w:pStyle w:val="Code"/>
-      </w:pPr>
-      <w:r>
-        <w:t xml:space="preserve">                Container.BindInterfacesTo&lt;InstantiateLevelOnRequestSystem&gt;(</w:t>
-      </w:r>
-      <w:proofErr w:type="gramStart"/>
-      <w:r>
-        <w:t>).AsSingle</w:t>
-      </w:r>
-      <w:proofErr w:type="gramEnd"/>
-      <w:r>
-        <w:t>();</w:t>
-      </w:r>
-    </w:p>
-    <w:p>
-      <w:pPr>
-        <w:pStyle w:val="Code"/>
-      </w:pPr>
-      <w:r>
-        <w:t>Container.BindInterfacesTo&lt;LoadLevelOnRequestSystem&gt;(</w:t>
-      </w:r>
-      <w:proofErr w:type="gramStart"/>
-      <w:r>
-        <w:t>).AsSingle</w:t>
-      </w:r>
-      <w:proofErr w:type="gramEnd"/>
-      <w:r>
-        <w:t>();</w:t>
-      </w:r>
-    </w:p>
-    <w:p>
-      <w:pPr>
-        <w:pStyle w:val="Code"/>
-      </w:pPr>
-    </w:p>
-    <w:p>
-      <w:pPr>
-        <w:jc w:val="center"/>
-      </w:pPr>
-      <w:r>
-        <w:lastRenderedPageBreak/>
-        <w:t>Продолжение приложения Г</w:t>
-      </w:r>
-    </w:p>
-    <w:p/>
-    <w:p>
-      <w:r>
-        <w:t>Продолжение</w:t>
-      </w:r>
-      <w:r>
-        <w:t xml:space="preserve"> </w:t>
-      </w:r>
-      <w:r>
-        <w:t>листинга</w:t>
-      </w:r>
-      <w:r>
-        <w:t xml:space="preserve"> </w:t>
-      </w:r>
-      <w:r>
-        <w:t>Г</w:t>
-      </w:r>
-      <w:r>
-        <w:t>.3</w:t>
-      </w:r>
-    </w:p>
-    <w:p>
-      <w:pPr>
-        <w:pStyle w:val="Code"/>
-      </w:pPr>
-      <w:r>
-        <w:t>Container.BindInterfacesTo&lt;MovePlayerToLevelSpawnPointOnInstantiateLevelRequestSystem&gt;(</w:t>
-      </w:r>
-      <w:proofErr w:type="gramStart"/>
-      <w:r>
-        <w:t>).AsSingle</w:t>
-      </w:r>
-      <w:proofErr w:type="gramEnd"/>
-      <w:r>
-        <w:t>();        Container.BindInterfacesTo&lt;MoveToLevelSpawnPointOnRequestSystem&gt;().AsSingle();</w:t>
-      </w:r>
-    </w:p>
-    <w:p>
-      <w:pPr>
-        <w:pStyle w:val="Code"/>
-      </w:pPr>
-      <w:r>
-        <w:t xml:space="preserve">                  Container.BindInterfacesTo&lt;PositionPlatformOnRequestSystem&gt;().AsSingle();     Container.BindInterfacesTo&lt;RotatePlatformOnRequestSystem&gt;().AsSingle();     Container.BindInterfacesTo&lt;ScalePlatformOnRequestSystem&gt;().AsSingle();    Container.BindInterfacesTo&lt;PlatformTypeUpdateSystem&gt;().AsSingle();        </w:t>
+      </w:pPr>
+    </w:p>
+    <w:p>
+      <w:pPr>
+        <w:pStyle w:val="Code"/>
+      </w:pPr>
+      <w:r>
+        <w:t xml:space="preserve">Container.BindInterfacesTo&lt;PositionPlatformOnRequestSystem&gt;().AsSingle();     Container.BindInterfacesTo&lt;RotatePlatformOnRequestSystem&gt;().AsSingle();     Container.BindInterfacesTo&lt;ScalePlatformOnRequestSystem&gt;().AsSingle();    Container.BindInterfacesTo&lt;PlatformTypeUpdateSystem&gt;().AsSingle();        </w:t>
       </w:r>
       <w:proofErr w:type="spellStart"/>
       <w:r>
@@ -15963,7 +16107,7 @@
                     <pic:cNvPicPr/>
                   </pic:nvPicPr>
                   <pic:blipFill>
-                    <a:blip r:embed="rId38"/>
+                    <a:blip r:embed="rId40"/>
                     <a:stretch>
                       <a:fillRect/>
                     </a:stretch>
@@ -16095,7 +16239,7 @@
       </w:r>
     </w:p>
     <w:sectPr>
-      <w:footerReference w:type="default" r:id="rId39"/>
+      <w:footerReference w:type="default" r:id="rId41"/>
       <w:pgSz w:w="11906" w:h="16838" w:code="9"/>
       <w:pgMar w:top="1134" w:right="851" w:bottom="1134" w:left="1701" w:header="720" w:footer="567" w:gutter="0"/>
       <w:pgNumType w:start="5"/>
